--- a/por/docx/05.content.docx
+++ b/por/docx/05.content.docx
@@ -319,7 +319,7 @@
         <w:rPr>
           <w:lang w:val="pt_PT" w:bidi="pt_PT"/>
         </w:rPr>
-        <w:t xml:space="preserve"> "O SENHOR, nosso Deus, nos falou em Horebe: 'Vocês permaneceram tempo suficiente neste monte.</w:t>
+        <w:t xml:space="preserve"> "O SENHOR, nosso Deus, nos falou em Horebe: ‘Vocês permaneceram tempo suficiente neste monte.</w:t>
       </w:r>
     </w:p>
     <w:p>
@@ -361,7 +361,7 @@
         <w:rPr>
           <w:lang w:val="pt_PT" w:bidi="pt_PT"/>
         </w:rPr>
-        <w:t xml:space="preserve"> Esta é a terra que dou a vocês. Entrem e tomem posse da terra que o SENHOR jurou dar aos seus antepassados Abraão, Isaque e Jacó, e a todos os seus descendentes'.</w:t>
+        <w:t xml:space="preserve"> Esta é a terra que dou a vocês. Entrem e tomem posse da terra que o SENHOR jurou dar aos seus antepassados Abraão, Isaque e Jacó, e a todos os seus descendentes’.</w:t>
       </w:r>
     </w:p>
     <w:p>
@@ -382,7 +382,7 @@
         <w:rPr>
           <w:lang w:val="pt_PT" w:bidi="pt_PT"/>
         </w:rPr>
-        <w:t xml:space="preserve"> "Naquele tempo, eu lhes disse: 'Sozinho não posso carregar o peso de vocês.</w:t>
+        <w:t xml:space="preserve"> "Naquele tempo, eu lhes disse: ‘Sozinho não posso carregar o peso de vocês.</w:t>
       </w:r>
     </w:p>
     <w:p>
@@ -466,7 +466,7 @@
         <w:rPr>
           <w:lang w:val="pt_PT" w:bidi="pt_PT"/>
         </w:rPr>
-        <w:t xml:space="preserve"> Escolham, pois, homens sábios, entendidos e experientes entre cada tribo, e eu os colocarei como líderes sobre vocês'.</w:t>
+        <w:t xml:space="preserve"> Escolham, pois, homens sábios, entendidos e experientes entre cada tribo, e eu os colocarei como líderes sobre vocês’.</w:t>
       </w:r>
     </w:p>
     <w:p>
@@ -487,7 +487,7 @@
         <w:rPr>
           <w:lang w:val="pt_PT" w:bidi="pt_PT"/>
         </w:rPr>
-        <w:t xml:space="preserve"> "Então vocês disseram: 'Está bem o que você propôs fazer'.</w:t>
+        <w:t xml:space="preserve"> "Então vocês disseram: ‘Está bem o que você propôs fazer’.</w:t>
       </w:r>
     </w:p>
     <w:p>
@@ -529,7 +529,7 @@
         <w:rPr>
           <w:lang w:val="pt_PT" w:bidi="pt_PT"/>
         </w:rPr>
-        <w:t xml:space="preserve"> "Naquela mesma ocasião, ordenei aos juízes: 'Ouçam os casos entre seus irmãos e julguem com justiça entre um homem e seu próximo ou o estrangeiro que estiver com ele.</w:t>
+        <w:t xml:space="preserve"> "Naquela mesma ocasião, ordenei aos juízes: ‘Ouçam os casos entre seus irmãos e julguem com justiça entre um homem e seu próximo ou o estrangeiro que estiver com ele.</w:t>
       </w:r>
     </w:p>
     <w:p>
@@ -550,7 +550,7 @@
         <w:rPr>
           <w:lang w:val="pt_PT" w:bidi="pt_PT"/>
         </w:rPr>
-        <w:t xml:space="preserve"> Não façam acepção de pessoas no julgamento; ouçam tanto os pobres como os ricos. Não tenham medo de ninguém, pois o julgamento pertence a Deus. Os casos que forem difíceis para vocês, tragam para mim, e eu cuidarei deles'.</w:t>
+        <w:t xml:space="preserve"> Não façam acepção de pessoas no julgamento; ouçam tanto os pobres como os ricos. Não tenham medo de ninguém, pois o julgamento pertence a Deus. Os casos que forem difíceis para vocês, tragam para mim, e eu cuidarei deles’.</w:t>
       </w:r>
     </w:p>
     <w:p>
@@ -571,7 +571,7 @@
         <w:rPr>
           <w:lang w:val="pt_PT" w:bidi="pt_PT"/>
         </w:rPr>
-        <w:t xml:space="preserve"> "Naquela ocasião, ordenei a vocês tudo o que deveriam fazer."</w:t>
+        <w:t xml:space="preserve"> "Naquela ocasião, ordenei a vocês tudo o que deveriam fazer.”</w:t>
       </w:r>
     </w:p>
     <w:p>
@@ -613,7 +613,7 @@
         <w:rPr>
           <w:lang w:val="pt_PT" w:bidi="pt_PT"/>
         </w:rPr>
-        <w:t xml:space="preserve"> Ali eu lhes disse: 'Vocês chegaram à região montanhosa dos amorreus, que o SENHOR, nosso Deus, nos dá.</w:t>
+        <w:t xml:space="preserve"> Ali eu lhes disse: ‘Vocês chegaram à região montanhosa dos amorreus, que o SENHOR, nosso Deus, nos dá.</w:t>
       </w:r>
     </w:p>
     <w:p>
@@ -634,7 +634,7 @@
         <w:rPr>
           <w:lang w:val="pt_PT" w:bidi="pt_PT"/>
         </w:rPr>
-        <w:t xml:space="preserve"> Vejam, o SENHOR, seu Deus, colocou esta terra diante de vocês. Avancem e tomem posse dela, como o SENHOR, o Deus de seus antepassados, ordenou. Não tenham medo nem se assustem'.</w:t>
+        <w:t xml:space="preserve"> Vejam, o SENHOR, seu Deus, colocou esta terra diante de vocês. Avancem e tomem posse dela, como o SENHOR, o Deus de seus antepassados, ordenou. Não tenham medo nem se assustem’.</w:t>
       </w:r>
     </w:p>
     <w:p>
@@ -655,7 +655,7 @@
         <w:rPr>
           <w:lang w:val="pt_PT" w:bidi="pt_PT"/>
         </w:rPr>
-        <w:t xml:space="preserve"> "Então todos vocês se aproximaram e disseram: 'Enviemos homens à nossa frente, para que espiem a terra e nos tragam relatório sobre o melhor caminho e sobre as cidades às quais devemos ir'.</w:t>
+        <w:t xml:space="preserve"> "Então todos vocês se aproximaram e disseram: ‘Enviemos homens à nossa frente, para que espiem a terra e nos tragam relatório sobre o melhor caminho e sobre as cidades às quais devemos ir’.</w:t>
       </w:r>
     </w:p>
     <w:p>
@@ -718,7 +718,7 @@
         <w:rPr>
           <w:lang w:val="pt_PT" w:bidi="pt_PT"/>
         </w:rPr>
-        <w:t xml:space="preserve"> Pegaram alguns frutos da terra e os trouxeram para nós; e nos deram o seguinte relatório: 'A terra que o SENHOR, nosso Deus, nos dá é boa'."</w:t>
+        <w:t xml:space="preserve"> Pegaram alguns frutos da terra e os trouxeram para nós; e nos deram o seguinte relatório: ‘A terra que o SENHOR, nosso Deus, nos dá é boa’.”</w:t>
       </w:r>
     </w:p>
     <w:p>
@@ -760,7 +760,7 @@
         <w:rPr>
           <w:lang w:val="pt_PT" w:bidi="pt_PT"/>
         </w:rPr>
-        <w:t xml:space="preserve"> Vocês se queixaram em suas tendas e disseram: 'O SENHOR certamente nos odeia; por isso nos tirou do Egito para nos entregar nas mãos dos amorreus e nos destruir.</w:t>
+        <w:t xml:space="preserve"> Vocês se queixaram em suas tendas e disseram: ‘O SENHOR certamente nos odeia; por isso nos tirou do Egito para nos entregar nas mãos dos amorreus e nos destruir.</w:t>
       </w:r>
     </w:p>
     <w:p>
@@ -781,7 +781,7 @@
         <w:rPr>
           <w:lang w:val="pt_PT" w:bidi="pt_PT"/>
         </w:rPr>
-        <w:t xml:space="preserve"> Para onde iremos? Nossos irmãos nos desanimaram com o que relataram, dizendo: 'O povo lá é mais forte e mais alto do que nós, as cidades são grandes e fortificadas até o céu, e vimos ali os descendentes de Enaque’.</w:t>
+        <w:t xml:space="preserve"> Para onde iremos? Nossos irmãos nos desanimaram com o que relataram, dizendo: ‘O povo lá é mais forte e mais alto do que nós, as cidades são grandes e fortificadas até o céu, e vimos ali os descendentes de Enaque’.</w:t>
       </w:r>
     </w:p>
     <w:p>
@@ -802,7 +802,7 @@
         <w:rPr>
           <w:lang w:val="pt_PT" w:bidi="pt_PT"/>
         </w:rPr>
-        <w:t xml:space="preserve"> "Então eu disse: 'Não se assustem, nem tenham medo deles.</w:t>
+        <w:t xml:space="preserve"> "Então eu disse: ‘Não se assustem, nem tenham medo deles.</w:t>
       </w:r>
     </w:p>
     <w:p>
@@ -844,7 +844,7 @@
         <w:rPr>
           <w:lang w:val="pt_PT" w:bidi="pt_PT"/>
         </w:rPr>
-        <w:t xml:space="preserve"> E também no deserto, onde vocês viram que o SENHOR, seu Deus, os carregou como um pai carrega o filho, por todo o caminho até chegarem a este lugar'.</w:t>
+        <w:t xml:space="preserve"> E também no deserto, onde vocês viram que o SENHOR, seu Deus, os carregou como um pai carrega o filho, por todo o caminho até chegarem a este lugar’.</w:t>
       </w:r>
     </w:p>
     <w:p>
@@ -949,7 +949,7 @@
         <w:rPr>
           <w:lang w:val="pt_PT" w:bidi="pt_PT"/>
         </w:rPr>
-        <w:t xml:space="preserve"> com exceção de Calebe, filho de Jefoné; ele a verá, e darei a ele e aos seus descendentes parte da terra que ele explorou como espião, porque seguiu plenamente o SENHOR'.</w:t>
+        <w:t xml:space="preserve"> com exceção de Calebe, filho de Jefoné; ele a verá, e darei a ele e aos seus descendentes parte da terra que ele explorou como espião, porque seguiu plenamente o SENHOR’.</w:t>
       </w:r>
     </w:p>
     <w:p>
@@ -970,7 +970,7 @@
         <w:rPr>
           <w:lang w:val="pt_PT" w:bidi="pt_PT"/>
         </w:rPr>
-        <w:t xml:space="preserve"> "O SENHOR se irou também contra mim por causa de vocês, dizendo: 'Você também não entrará na terra.</w:t>
+        <w:t xml:space="preserve"> "O SENHOR se irou também contra mim por causa de vocês, dizendo: ‘Você também não entrará na terra.</w:t>
       </w:r>
     </w:p>
     <w:p>
@@ -1033,7 +1033,7 @@
         <w:rPr>
           <w:lang w:val="pt_PT" w:bidi="pt_PT"/>
         </w:rPr>
-        <w:t xml:space="preserve"> Mas quanto a vocês, voltem e sigam pelo deserto em direção ao mar Vermelho'.</w:t>
+        <w:t xml:space="preserve"> Mas quanto a vocês, voltem e sigam pelo deserto em direção ao mar Vermelho’.</w:t>
       </w:r>
     </w:p>
     <w:p>
@@ -1054,7 +1054,7 @@
         <w:rPr>
           <w:lang w:val="pt_PT" w:bidi="pt_PT"/>
         </w:rPr>
-        <w:t xml:space="preserve"> "Vocês responderam: 'Pecamos contra o SENHOR! Subiremos e lutaremos, como o SENHOR, nosso Deus, ordenou'. Vocês se armaram para subir à montanha,</w:t>
+        <w:t xml:space="preserve"> "Vocês responderam: ‘Pecamos contra o SENHOR! Subiremos e lutaremos, como o SENHOR, nosso Deus, ordenou’. Vocês se armaram para subir à montanha,</w:t>
       </w:r>
     </w:p>
     <w:p>
@@ -1075,7 +1075,7 @@
         <w:rPr>
           <w:lang w:val="pt_PT" w:bidi="pt_PT"/>
         </w:rPr>
-        <w:t xml:space="preserve"> mas o SENHOR me disse: 'Diga a eles que não subam nem lutem, porque não estarei no meio de vocês; se insistirem, serão derrotados pelos inimigos'.</w:t>
+        <w:t xml:space="preserve"> mas o SENHOR me disse: ‘Diga a eles que não subam nem lutem, porque não estarei no meio de vocês; se insistirem, serão derrotados pelos inimigos’.</w:t>
       </w:r>
     </w:p>
     <w:p>
@@ -1159,7 +1159,7 @@
         <w:rPr>
           <w:lang w:val="pt_PT" w:bidi="pt_PT"/>
         </w:rPr>
-        <w:t xml:space="preserve"> Assim vocês permaneceram em Cades por muitos dias."</w:t>
+        <w:t xml:space="preserve"> Assim vocês permaneceram em Cades por muitos dias.”</w:t>
       </w:r>
     </w:p>
     <w:p>
@@ -1322,7 +1322,7 @@
         <w:rPr>
           <w:lang w:val="pt_PT" w:bidi="pt_PT"/>
         </w:rPr>
-        <w:t xml:space="preserve"> Porque o SENHOR, seu Deus, tem abençoado todo o trabalho que vocês têm feito; ele conhece o caminho de vocês neste grande deserto. Nesses quarenta anos, o SENHOR, seu Deus, tem estado com vocês, e vocês não tiveram falta de nada'.</w:t>
+        <w:t xml:space="preserve"> Porque o SENHOR, seu Deus, tem abençoado todo o trabalho que vocês têm feito; ele conhece o caminho de vocês neste grande deserto. Nesses quarenta anos, o SENHOR, seu Deus, tem estado com vocês, e vocês não tiveram falta de nada’.</w:t>
       </w:r>
     </w:p>
     <w:p>
@@ -1364,7 +1364,7 @@
         <w:rPr>
           <w:lang w:val="pt_PT" w:bidi="pt_PT"/>
         </w:rPr>
-        <w:t xml:space="preserve"> "E o SENHOR me disse: 'Não provoque os moabitas nem comece uma guerra contra eles, porque não darei a vocês nenhuma parte da terra deles. Dei a região de Ar como propriedade a esses descendentes de Ló'.</w:t>
+        <w:t xml:space="preserve"> "E o SENHOR me disse: ‘Não provoque os moabitas nem comece uma guerra contra eles, porque não darei a vocês nenhuma parte da terra deles. Dei a região de Ar como propriedade a esses descendentes de Ló’.</w:t>
       </w:r>
     </w:p>
     <w:p>
@@ -1448,7 +1448,7 @@
         <w:rPr>
           <w:lang w:val="pt_PT" w:bidi="pt_PT"/>
         </w:rPr>
-        <w:t xml:space="preserve"> "'Levantem-se e atravessem o ribeiro de Zerede.' E atravessamos o ribeiro.</w:t>
+        <w:t xml:space="preserve"> "’Levantem-se e atravessem o ribeiro de Zerede.’ E atravessamos o ribeiro.</w:t>
       </w:r>
     </w:p>
     <w:p>
@@ -1574,7 +1574,7 @@
         <w:rPr>
           <w:lang w:val="pt_PT" w:bidi="pt_PT"/>
         </w:rPr>
-        <w:t xml:space="preserve"> e, quando se aproximarem dos amonitas, não os provoquem nem comecem uma guerra contra eles, porque não darei a vocês nenhuma parte da terra deles. Dei a terra de Amom como propriedade a esses descendentes de Ló'.</w:t>
+        <w:t xml:space="preserve"> e, quando se aproximarem dos amonitas, não os provoquem nem comecem uma guerra contra eles, porque não darei a vocês nenhuma parte da terra deles. Dei a terra de Amom como propriedade a esses descendentes de Ló’.</w:t>
       </w:r>
     </w:p>
     <w:p>
@@ -1679,7 +1679,7 @@
         <w:rPr>
           <w:lang w:val="pt_PT" w:bidi="pt_PT"/>
         </w:rPr>
-        <w:t xml:space="preserve"> "'Levantem-se, sigam adiante e atravessem o ribeiro de Arnom. Entregarei em suas mãos o amorreu Seom, rei de Hesbom, com sua terra. Entrem em guerra contra ele e comecem a tomar posse daquela terra.</w:t>
+        <w:t xml:space="preserve"> "’Levantem-se, sigam adiante e atravessem o ribeiro de Arnom. Entregarei em suas mãos o amorreu Seom, rei de Hesbom, com sua terra. Entrem em guerra contra ele e comecem a tomar posse daquela terra.</w:t>
       </w:r>
     </w:p>
     <w:p>
@@ -1700,7 +1700,7 @@
         <w:rPr>
           <w:lang w:val="pt_PT" w:bidi="pt_PT"/>
         </w:rPr>
-        <w:t xml:space="preserve"> Hoje mesmo começarei a espalhar entre os povos de toda a terra o terror e o medo de vocês. Quando ouvirem falar de vocês, tremerão e se encherão de angústia e pavor'."</w:t>
+        <w:t xml:space="preserve"> Hoje mesmo começarei a espalhar entre os povos de toda a terra o terror e o medo de vocês. Quando ouvirem falar de vocês, tremerão e se encherão de angústia e pavor’.”</w:t>
       </w:r>
     </w:p>
     <w:p>
@@ -1784,7 +1784,7 @@
         <w:rPr>
           <w:lang w:val="pt_PT" w:bidi="pt_PT"/>
         </w:rPr>
-        <w:t xml:space="preserve"> como nos permitiram os filhos de Esaú, que habitam em Seir, e os moabitas, que moram em Ar. Deixe que passemos até cruzarmos o Jordão e entrarmos na terra que o SENHOR, nosso Deus, nos dá'.</w:t>
+        <w:t xml:space="preserve"> como nos permitiram os filhos de Esaú, que habitam em Seir, e os moabitas, que moram em Ar. Deixe que passemos até cruzarmos o Jordão e entrarmos na terra que o SENHOR, nosso Deus, nos dá’.</w:t>
       </w:r>
     </w:p>
     <w:p>
@@ -1826,7 +1826,7 @@
         <w:rPr>
           <w:lang w:val="pt_PT" w:bidi="pt_PT"/>
         </w:rPr>
-        <w:t xml:space="preserve"> "Então o SENHOR me disse: 'Veja, vou lhe entregar Seom e a terra dele. Ataque-o e comece a tomar posse da terra'.</w:t>
+        <w:t xml:space="preserve"> "Então o SENHOR me disse: ‘Veja, vou lhe entregar Seom e a terra dele. Ataque-o e comece a tomar posse da terra’.</w:t>
       </w:r>
     </w:p>
     <w:p>
@@ -1952,7 +1952,7 @@
         <w:rPr>
           <w:lang w:val="pt_PT" w:bidi="pt_PT"/>
         </w:rPr>
-        <w:t xml:space="preserve"> Não nos aproximamos da terra dos amonitas, à margem do rio Jaboque, nem das cidades da região montanhosa, ou seja, nenhum território que o SENHOR, nosso Deus, havia nos proibido de atacar."</w:t>
+        <w:t xml:space="preserve"> Não nos aproximamos da terra dos amonitas, à margem do rio Jaboque, nem das cidades da região montanhosa, ou seja, nenhum território que o SENHOR, nosso Deus, havia nos proibido de atacar.”</w:t>
       </w:r>
     </w:p>
     <w:p>
@@ -2010,7 +2010,7 @@
         <w:rPr>
           <w:lang w:val="pt_PT" w:bidi="pt_PT"/>
         </w:rPr>
-        <w:t xml:space="preserve"> O SENHOR me disse: 'Não tenha medo dele, pois o entreguei em suas mãos, junto com todo o exército dele, e lhe darei a terra dele. Você fará com ele como fez com o rei Seom, dos amorreus, que habitava em Hesbom'.</w:t>
+        <w:t xml:space="preserve"> O SENHOR me disse: ‘Não tenha medo dele, pois o entreguei em suas mãos, junto com todo o exército dele, e lhe darei a terra dele. Você fará com ele como fez com o rei Seom, dos amorreus, que habitava em Hesbom’.</w:t>
       </w:r>
     </w:p>
     <w:p>
@@ -2178,7 +2178,7 @@
         <w:rPr>
           <w:lang w:val="pt_PT" w:bidi="pt_PT"/>
         </w:rPr>
-        <w:t xml:space="preserve"> Tomamos todas as cidades do planalto, toda a região de Gileade e de Basã, até Salcá e Edrei, cidades do reino de Ogue em Basã."</w:t>
+        <w:t xml:space="preserve"> Tomamos todas as cidades do planalto, toda a região de Gileade e de Basã, até Salcá e Edrei, cidades do reino de Ogue em Basã.”</w:t>
       </w:r>
     </w:p>
     <w:p>
@@ -2199,7 +2199,7 @@
         <w:rPr>
           <w:lang w:val="pt_PT" w:bidi="pt_PT"/>
         </w:rPr>
-        <w:t xml:space="preserve"> (Ogue, rei de Basã, foi o último que restou dos refains. Sua cama de ferro, com cerca de quatro metros de comprimento e quase dois metros de largura,Quatro metros (...) largura: nove côvados de comprimento e quatro côvados de largura. O côvado equivalia a cerca de 45 centímetros." class="footnote-marker"&gt;1 ainda hoje está em Rabá, cidade dos amonitas.)</w:t>
+        <w:t xml:space="preserve"> (Ogue, rei de Basã, foi o último que restou dos refains. Sua cama de ferro, com cerca de quatro metros de comprimento e quase dois metros de largura, ainda hoje está em Rabá, cidade dos amonitas.)</w:t>
       </w:r>
     </w:p>
     <w:p>
@@ -2262,7 +2262,7 @@
         <w:rPr>
           <w:lang w:val="pt_PT" w:bidi="pt_PT"/>
         </w:rPr>
-        <w:t xml:space="preserve"> Jair, filho de Manassés, tomou toda a região de Argobe, em Basã, até o limite dos gesuritas e dos maacatitas. Por isso, até hoje, essa região é chamada de Havote-Jair ('Cidades de Jair').</w:t>
+        <w:t xml:space="preserve"> Jair, filho de Manassés, tomou toda a região de Argobe, em Basã, até o limite dos gesuritas e dos maacatitas. Por isso, até hoje, essa região é chamada de Havote-Jair (’Cidades de Jair’).</w:t>
       </w:r>
     </w:p>
     <w:p>
@@ -2346,7 +2346,7 @@
         <w:rPr>
           <w:lang w:val="pt_PT" w:bidi="pt_PT"/>
         </w:rPr>
-        <w:t xml:space="preserve"> "Naquela ocasião ordenei a vocês o seguinte: 'O SENHOR, seu Deus, lhes deu esta terra como propriedade; mas todos os homens valentes devem atravessar o Jordão à frente de seus parentes israelitas, armados para a guerra.</w:t>
+        <w:t xml:space="preserve"> "Naquela ocasião ordenei a vocês o seguinte: ‘O SENHOR, seu Deus, lhes deu esta terra como propriedade; mas todos os homens valentes devem atravessar o Jordão à frente de seus parentes israelitas, armados para a guerra.</w:t>
       </w:r>
     </w:p>
     <w:p>
@@ -2388,7 +2388,7 @@
         <w:rPr>
           <w:lang w:val="pt_PT" w:bidi="pt_PT"/>
         </w:rPr>
-        <w:t xml:space="preserve"> Quando o SENHOR tiver dado descanso aos outros israelitas, como deu a vocês, e quando também eles tiverem tomado posse da terra que o SENHOR, seu Deus, está dando a eles do outro lado do rio Jordão, então vocês voltarão para a propriedade que lhes dei'.”</w:t>
+        <w:t xml:space="preserve"> Quando o SENHOR tiver dado descanso aos outros israelitas, como deu a vocês, e quando também eles tiverem tomado posse da terra que o SENHOR, seu Deus, está dando a eles do outro lado do rio Jordão, então vocês voltarão para a propriedade que lhes dei’.”</w:t>
       </w:r>
     </w:p>
     <w:p>
@@ -2409,7 +2409,7 @@
         <w:rPr>
           <w:lang w:val="pt_PT" w:bidi="pt_PT"/>
         </w:rPr>
-        <w:t xml:space="preserve"> "Naquela ocasião ordenei a Josué: 'Seus olhos viram tudo o que o SENHOR, seu Deus, fez com esses dois reis; o SENHOR fará o mesmo com todos os reinos pelos quais você passar.</w:t>
+        <w:t xml:space="preserve"> "Naquela ocasião ordenei a Josué: ‘Seus olhos viram tudo o que o SENHOR, seu Deus, fez com esses dois reis; o SENHOR fará o mesmo com todos os reinos pelos quais você passar.</w:t>
       </w:r>
     </w:p>
     <w:p>
@@ -2430,7 +2430,7 @@
         <w:rPr>
           <w:lang w:val="pt_PT" w:bidi="pt_PT"/>
         </w:rPr>
-        <w:t xml:space="preserve"> Não tenham medo deles, pois o SENHOR, seu Deus, é quem lutará por vocês'.</w:t>
+        <w:t xml:space="preserve"> Não tenham medo deles, pois o SENHOR, seu Deus, é quem lutará por vocês’.</w:t>
       </w:r>
     </w:p>
     <w:p>
@@ -2493,7 +2493,7 @@
         <w:rPr>
           <w:lang w:val="pt_PT" w:bidi="pt_PT"/>
         </w:rPr>
-        <w:t xml:space="preserve"> Peço que me deixes atravessar e ver a boa terra do outro lado do Jordão — aquela bela região montanhosa e o Líbano'.</w:t>
+        <w:t xml:space="preserve"> Peço que me deixes atravessar e ver a boa terra do outro lado do Jordão — aquela bela região montanhosa e o Líbano’.</w:t>
       </w:r>
     </w:p>
     <w:p>
@@ -2514,7 +2514,7 @@
         <w:rPr>
           <w:lang w:val="pt_PT" w:bidi="pt_PT"/>
         </w:rPr>
-        <w:t xml:space="preserve"> "Mas o SENHOR se indignou contra mim por causa de vocês e não me atendeu. Ele me disse: 'Basta! Não fale mais sobre isso.</w:t>
+        <w:t xml:space="preserve"> "Mas o SENHOR se indignou contra mim por causa de vocês e não me atendeu. Ele me disse: ‘Basta! Não fale mais sobre isso.</w:t>
       </w:r>
     </w:p>
     <w:p>
@@ -2556,7 +2556,7 @@
         <w:rPr>
           <w:lang w:val="pt_PT" w:bidi="pt_PT"/>
         </w:rPr>
-        <w:t xml:space="preserve"> Confie essa tarefa a Josué, fortaleça-o e anime-o, porque ele estará à frente deste povo e lhes dará a herança destas terras que você só verá.'</w:t>
+        <w:t xml:space="preserve"> Confie essa tarefa a Josué, fortaleça-o e anime-o, porque ele estará à frente deste povo e lhes dará a herança destas terras que você só verá.’</w:t>
       </w:r>
     </w:p>
     <w:p>
@@ -2577,7 +2577,7 @@
         <w:rPr>
           <w:lang w:val="pt_PT" w:bidi="pt_PT"/>
         </w:rPr>
-        <w:t xml:space="preserve"> E acampamos no vale, diante da cidade de Bete-Peor."</w:t>
+        <w:t xml:space="preserve"> E acampamos no vale, diante da cidade de Bete-Peor.”</w:t>
       </w:r>
     </w:p>
     <w:p>
@@ -2719,7 +2719,7 @@
         <w:rPr>
           <w:lang w:val="pt_PT" w:bidi="pt_PT"/>
         </w:rPr>
-        <w:t xml:space="preserve"> Guardem-nos e pratiquem-nos, pois isso mostrará sabedoria e entendimento às nações ao redor. Quando ouvirem todos esses estatutos, elas dirão: 'Certamente essa grande nação é povo sábio e entendido'.</w:t>
+        <w:t xml:space="preserve"> Guardem-nos e pratiquem-nos, pois isso mostrará sabedoria e entendimento às nações ao redor. Quando ouvirem todos esses estatutos, elas dirão: ‘Certamente essa grande nação é povo sábio e entendido’.</w:t>
       </w:r>
     </w:p>
     <w:p>
@@ -2803,7 +2803,7 @@
         <w:rPr>
           <w:lang w:val="pt_PT" w:bidi="pt_PT"/>
         </w:rPr>
-        <w:t xml:space="preserve"> Lembrem-se do dia em que estiveram diante do SENHOR, seu Deus, no monte Horebe [Sinai], quando ele me disse: 'Reúna o povo em minha presença, e eu farei com que ouça minhas palavras. Eles aprenderão a me temer enquanto viverem e ensinarão seus filhos a fazer o mesmo'.</w:t>
+        <w:t xml:space="preserve"> Lembrem-se do dia em que estiveram diante do SENHOR, seu Deus, no monte Horebe [Sinai], quando ele me disse: ‘Reúna o povo em minha presença, e eu farei com que ouça minhas palavras. Eles aprenderão a me temer enquanto viverem e ensinarão seus filhos a fazer o mesmo’.</w:t>
       </w:r>
     </w:p>
     <w:p>
@@ -2887,7 +2887,7 @@
         <w:rPr>
           <w:lang w:val="pt_PT" w:bidi="pt_PT"/>
         </w:rPr>
-        <w:t xml:space="preserve"> Naquela ocasião, o SENHOR ordenou que eu ensinasse seus estatutos e juízos a vocês, para que os observassem na terra em que estão entrando para possuir."</w:t>
+        <w:t xml:space="preserve"> Naquela ocasião, o SENHOR ordenou que eu ensinasse seus estatutos e juízos a vocês, para que os observassem na terra em que estão entrando para possuir.”</w:t>
       </w:r>
     </w:p>
     <w:p>
@@ -3244,7 +3244,7 @@
         <w:rPr>
           <w:lang w:val="pt_PT" w:bidi="pt_PT"/>
         </w:rPr>
-        <w:t xml:space="preserve"> Porque o SENHOR, seu Deus, é Deus cheio de misericórdia; ele não os abandonará, não os destruirá e não esquecerá a aliança que jurou aos seus antepassados."</w:t>
+        <w:t xml:space="preserve"> Porque o SENHOR, seu Deus, é Deus cheio de misericórdia; ele não os abandonará, não os destruirá e não esquecerá a aliança que jurou aos seus antepassados.”</w:t>
       </w:r>
     </w:p>
     <w:p>
@@ -3286,7 +3286,7 @@
         <w:rPr>
           <w:lang w:val="pt_PT" w:bidi="pt_PT"/>
         </w:rPr>
-        <w:t xml:space="preserve"> Outro povo ouviu a voz de DeusOu de um deus." class="footnote-marker"&gt;1 falando do meio do fogo, como vocês ouviram, e ainda assim permaneceu vivo?</w:t>
+        <w:t xml:space="preserve"> Outro povo ouviu a voz de Deus falando do meio do fogo, como vocês ouviram, e ainda assim permaneceu vivo?</w:t>
       </w:r>
     </w:p>
     <w:p>
@@ -3433,7 +3433,7 @@
         <w:rPr>
           <w:lang w:val="pt_PT" w:bidi="pt_PT"/>
         </w:rPr>
-        <w:t xml:space="preserve"> Guardem os estatutos e os mandamentos que hoje lhes dou, para que tudo vá bem com vocês e seus filhos, e para que seus dias sejam prolongados na terra que o SENHOR, seu Deus, lhes dá para sempre".</w:t>
+        <w:t xml:space="preserve"> Guardem os estatutos e os mandamentos que hoje lhes dou, para que tudo vá bem com vocês e seus filhos, e para que seus dias sejam prolongados na terra que o SENHOR, seu Deus, lhes dá para sempre”.</w:t>
       </w:r>
     </w:p>
     <w:p>
@@ -3601,7 +3601,7 @@
         <w:rPr>
           <w:lang w:val="pt_PT" w:bidi="pt_PT"/>
         </w:rPr>
-        <w:t xml:space="preserve"> Essas terras se estendiam desde Aroer, na margem do ribeiro de Arnom, até o monte Siriom,Siriom: Ou Siom." class="footnote-marker"&gt;2 que é o Hermom;</w:t>
+        <w:t xml:space="preserve"> Essas terras se estendiam desde Aroer, na margem do ribeiro de Arnom, até o monte Siriom, que é o Hermom;</w:t>
       </w:r>
     </w:p>
     <w:p>
@@ -3659,7 +3659,7 @@
         <w:rPr>
           <w:lang w:val="pt_PT" w:bidi="pt_PT"/>
         </w:rPr>
-        <w:t xml:space="preserve"> Moisés convocou os israelitas e declarou: "Escute, Israel, os estatutos e os juízos que hoje anuncio aos seus ouvidos, para que os aprendam e os cumpram.</w:t>
+        <w:t xml:space="preserve"> Moisés convocou os israelitas e declarou: “Escute, Israel, os estatutos e os juízos que hoje anuncio aos seus ouvidos, para que os aprendam e os cumpram.</w:t>
       </w:r>
     </w:p>
     <w:p>
@@ -4142,7 +4142,7 @@
         <w:rPr>
           <w:lang w:val="pt_PT" w:bidi="pt_PT"/>
         </w:rPr>
-        <w:t xml:space="preserve"> e disseram: 'O SENHOR, nosso Deus, nos mostrou sua glória e sua majestade, e ouvimos sua voz do meio do fogo. Hoje vimos que Deus fala com o ser humano, e, mesmo assim, este continua vivo.</w:t>
+        <w:t xml:space="preserve"> e disseram: ‘O SENHOR, nosso Deus, nos mostrou sua glória e sua majestade, e ouvimos sua voz do meio do fogo. Hoje vimos que Deus fala com o ser humano, e, mesmo assim, este continua vivo.</w:t>
       </w:r>
     </w:p>
     <w:p>
@@ -4205,7 +4205,7 @@
         <w:rPr>
           <w:lang w:val="pt_PT" w:bidi="pt_PT"/>
         </w:rPr>
-        <w:t xml:space="preserve"> Aproxime-se, Moisés, e ouça tudo o que o SENHOR, nosso Deus, disser. Depois você nos dirá tudo o que o SENHOR, nosso Deus, falar para você, e nós ouviremos e faremos'.</w:t>
+        <w:t xml:space="preserve"> Aproxime-se, Moisés, e ouça tudo o que o SENHOR, nosso Deus, disser. Depois você nos dirá tudo o que o SENHOR, nosso Deus, falar para você, e nós ouviremos e faremos’.</w:t>
       </w:r>
     </w:p>
     <w:p>
@@ -4226,7 +4226,7 @@
         <w:rPr>
           <w:lang w:val="pt_PT" w:bidi="pt_PT"/>
         </w:rPr>
-        <w:t xml:space="preserve"> "O SENHOR ouviu o que vocês me disseram e declarou: 'Ouvi o que os israelitas lhe disseram, e eles têm razão.</w:t>
+        <w:t xml:space="preserve"> "O SENHOR ouviu o que vocês me disseram e declarou: ‘Ouvi o que os israelitas lhe disseram, e eles têm razão.</w:t>
       </w:r>
     </w:p>
     <w:p>
@@ -4289,7 +4289,7 @@
         <w:rPr>
           <w:lang w:val="pt_PT" w:bidi="pt_PT"/>
         </w:rPr>
-        <w:t xml:space="preserve"> Quanto a você, fique aqui comigo, e o instruirei em todos os meus mandamentos, estatutos e juízos que você ensinará a eles, para que os cumpram na terra que lhes dou por herança'.</w:t>
+        <w:t xml:space="preserve"> Quanto a você, fique aqui comigo, e o instruirei em todos os meus mandamentos, estatutos e juízos que você ensinará a eles, para que os cumpram na terra que lhes dou por herança’.</w:t>
       </w:r>
     </w:p>
     <w:p>
@@ -4331,7 +4331,7 @@
         <w:rPr>
           <w:lang w:val="pt_PT" w:bidi="pt_PT"/>
         </w:rPr>
-        <w:t xml:space="preserve"> Sigam no caminho que o SENHOR, seu Deus, determinou, para que vivam, tudo lhes vá bem e seus dias se prolonguem na terra que em breve será de vocês".</w:t>
+        <w:t xml:space="preserve"> Sigam no caminho que o SENHOR, seu Deus, determinou, para que vivam, tudo lhes vá bem e seus dias se prolonguem na terra que em breve será de vocês”.</w:t>
       </w:r>
     </w:p>
     <w:p>
@@ -4767,7 +4767,7 @@
         <w:rPr>
           <w:lang w:val="pt_PT" w:bidi="pt_PT"/>
         </w:rPr>
-        <w:t xml:space="preserve"> “Um dia, quando seus filhos perguntarem: 'Qual é o sentido destes mandamentos, estatutos e juízos que o SENHOR, nosso Deus, estabeleceu?’,</w:t>
+        <w:t xml:space="preserve"> “Um dia, quando seus filhos perguntarem: ‘Qual é o sentido destes mandamentos, estatutos e juízos que o SENHOR, nosso Deus, estabeleceu?’,</w:t>
       </w:r>
     </w:p>
     <w:p>
@@ -4788,7 +4788,7 @@
         <w:rPr>
           <w:lang w:val="pt_PT" w:bidi="pt_PT"/>
         </w:rPr>
-        <w:t xml:space="preserve"> sua resposta será: 'Éramos escravos do faraó no Egito, mas o SENHOR, com mão poderosa, nos tirou de lá.</w:t>
+        <w:t xml:space="preserve"> sua resposta será: ‘Éramos escravos do faraó no Egito, mas o SENHOR, com mão poderosa, nos tirou de lá.</w:t>
       </w:r>
     </w:p>
     <w:p>
@@ -4872,7 +4872,7 @@
         <w:rPr>
           <w:lang w:val="pt_PT" w:bidi="pt_PT"/>
         </w:rPr>
-        <w:t xml:space="preserve"> E isto será justiça para nós: cumprir todos esses mandamentos diante do SENHOR, nosso Deus, como ele ordenou'."</w:t>
+        <w:t xml:space="preserve"> E isto será justiça para nós: cumprir todos esses mandamentos diante do SENHOR, nosso Deus, como ele ordenou’.”</w:t>
       </w:r>
     </w:p>
     <w:p>
@@ -5245,7 +5245,7 @@
         <w:rPr>
           <w:lang w:val="pt_PT" w:bidi="pt_PT"/>
         </w:rPr>
-        <w:t xml:space="preserve"> Se vocês disserem em seu coração: 'Essas nações são mais numerosas do que nós; como poderemos expulsá-las?',</w:t>
+        <w:t xml:space="preserve"> Se vocês disserem em seu coração: ‘Essas nações são mais numerosas do que nós; como poderemos expulsá-las?’,</w:t>
       </w:r>
     </w:p>
     <w:p>
@@ -5434,7 +5434,7 @@
         <w:rPr>
           <w:lang w:val="pt_PT" w:bidi="pt_PT"/>
         </w:rPr>
-        <w:t xml:space="preserve"> Não levem para dentro de casa coisa alguma que seja abominável, para que vocês não se tornem como ela, pois é coisa consagrada à destruição. Detestem-na totalmente."</w:t>
+        <w:t xml:space="preserve"> Não levem para dentro de casa coisa alguma que seja abominável, para que vocês não se tornem como ela, pois é coisa consagrada à destruição. Detestem-na totalmente.”</w:t>
       </w:r>
     </w:p>
     <w:p>
@@ -5807,7 +5807,7 @@
         <w:rPr>
           <w:lang w:val="pt_PT" w:bidi="pt_PT"/>
         </w:rPr>
-        <w:t xml:space="preserve"> E vocês dirão em seu coração: 'Minha força e o poder das minhas mãos me fizeram conquistar toda esta riqueza'.</w:t>
+        <w:t xml:space="preserve"> E vocês dirão em seu coração: ‘Minha força e o poder das minhas mãos me fizeram conquistar toda esta riqueza’.</w:t>
       </w:r>
     </w:p>
     <w:p>
@@ -5870,7 +5870,7 @@
         <w:rPr>
           <w:lang w:val="pt_PT" w:bidi="pt_PT"/>
         </w:rPr>
-        <w:t xml:space="preserve"> Assim como o SENHOR destruiu as nações que estavam diante de vocês, vocês também serão destruídos, se não obedecerem à voz do SENHOR, seu Deus."</w:t>
+        <w:t xml:space="preserve"> Assim como o SENHOR destruiu as nações que estavam diante de vocês, vocês também serão destruídos, se não obedecerem à voz do SENHOR, seu Deus.”</w:t>
       </w:r>
     </w:p>
     <w:p>
@@ -5928,7 +5928,7 @@
         <w:rPr>
           <w:lang w:val="pt_PT" w:bidi="pt_PT"/>
         </w:rPr>
-        <w:t xml:space="preserve"> e um povo grande e alto, os filhos de Enaque. Vocês já ouviram falar deles e se perguntam: 'Quem poderá enfrentar os enaquins?'.</w:t>
+        <w:t xml:space="preserve"> e um povo grande e alto, os filhos de Enaque. Vocês já ouviram falar deles e se perguntam: ‘Quem poderá enfrentar os enaquins?’.</w:t>
       </w:r>
     </w:p>
     <w:p>
@@ -5970,7 +5970,7 @@
         <w:rPr>
           <w:lang w:val="pt_PT" w:bidi="pt_PT"/>
         </w:rPr>
-        <w:t xml:space="preserve"> "Depois que o SENHOR, seu Deus, tiver expulsado essas nações de diante de vocês, não digam em seu coração: 'É por causa da nossa justiça que o SENHOR nos deu esta terra'. Não! É por causa da perversidade delas que ele as expulsa de diante de vocês.</w:t>
+        <w:t xml:space="preserve"> "Depois que o SENHOR, seu Deus, tiver expulsado essas nações de diante de vocês, não digam em seu coração: ‘É por causa da nossa justiça que o SENHOR nos deu esta terra’. Não! É por causa da perversidade delas que ele as expulsa de diante de vocês.</w:t>
       </w:r>
     </w:p>
     <w:p>
@@ -6012,7 +6012,7 @@
         <w:rPr>
           <w:lang w:val="pt_PT" w:bidi="pt_PT"/>
         </w:rPr>
-        <w:t xml:space="preserve"> Tenham certeza hoje de que o SENHOR, seu Deus, lhes dá esta boa terra não por causa de sua justiça, pois vocês são um povo obstinado."</w:t>
+        <w:t xml:space="preserve"> Tenham certeza hoje de que o SENHOR, seu Deus, lhes dá esta boa terra não por causa de sua justiça, pois vocês são um povo obstinado.”</w:t>
       </w:r>
     </w:p>
     <w:p>
@@ -6138,7 +6138,7 @@
         <w:rPr>
           <w:lang w:val="pt_PT" w:bidi="pt_PT"/>
         </w:rPr>
-        <w:t xml:space="preserve"> Então o SENHOR me disse: 'Levante-se, desça depressa, porque seu povo, que você tirou do Egito, se corrompeu. Eles se desviaram rapidamente do caminho que ordenei e fizeram para si um bezerro de metal fundido'.</w:t>
+        <w:t xml:space="preserve"> Então o SENHOR me disse: ‘Levante-se, desça depressa, porque seu povo, que você tirou do Egito, se corrompeu. Eles se desviaram rapidamente do caminho que ordenei e fizeram para si um bezerro de metal fundido’.</w:t>
       </w:r>
     </w:p>
     <w:p>
@@ -6159,7 +6159,7 @@
         <w:rPr>
           <w:lang w:val="pt_PT" w:bidi="pt_PT"/>
         </w:rPr>
-        <w:t xml:space="preserve"> "E o SENHOR continuou: 'Tenho visto este povo, e é um povo teimoso.</w:t>
+        <w:t xml:space="preserve"> "E o SENHOR continuou: ‘Tenho visto este povo, e é um povo teimoso.</w:t>
       </w:r>
     </w:p>
     <w:p>
@@ -6180,7 +6180,7 @@
         <w:rPr>
           <w:lang w:val="pt_PT" w:bidi="pt_PT"/>
         </w:rPr>
-        <w:t xml:space="preserve"> Deixe que eu o destrua e apague o nome dele da face da terra. Farei de você uma nação mais forte e mais numerosa do que ele'.</w:t>
+        <w:t xml:space="preserve"> Deixe que eu o destrua e apague o nome dele da face da terra. Farei de você uma nação mais forte e mais numerosa do que ele’.</w:t>
       </w:r>
     </w:p>
     <w:p>
@@ -6432,7 +6432,7 @@
         <w:rPr>
           <w:lang w:val="pt_PT" w:bidi="pt_PT"/>
         </w:rPr>
-        <w:t xml:space="preserve"> Orei ao SENHOR: 'Senhor, meu Deus, não destrua seu povo; ele é a herança que resgataste do Egito com grande poder e mão forte.</w:t>
+        <w:t xml:space="preserve"> Orei ao SENHOR: ‘Senhor, meu Deus, não destrua seu povo; ele é a herança que resgataste do Egito com grande poder e mão forte.</w:t>
       </w:r>
     </w:p>
     <w:p>
@@ -6474,7 +6474,7 @@
         <w:rPr>
           <w:lang w:val="pt_PT" w:bidi="pt_PT"/>
         </w:rPr>
-        <w:t xml:space="preserve"> para que os habitantes da terra de onde nos tiraste não digam: 'O SENHOR não pôde levá-los à terra que prometeu a eles e, por odiá-los, os tirou para matá-los no deserto'.</w:t>
+        <w:t xml:space="preserve"> para que os habitantes da terra de onde nos tiraste não digam: ‘O SENHOR não pôde levá-los à terra que prometeu a eles e, por odiá-los, os tirou para matá-los no deserto’.</w:t>
       </w:r>
     </w:p>
     <w:p>
@@ -6495,7 +6495,7 @@
         <w:rPr>
           <w:lang w:val="pt_PT" w:bidi="pt_PT"/>
         </w:rPr>
-        <w:t xml:space="preserve"> Eles são teu povo e tua herança, que tiraste do Egito com mão forte e braço estendido'."</w:t>
+        <w:t xml:space="preserve"> Eles são teu povo e tua herança, que tiraste do Egito com mão forte e braço estendido’.”</w:t>
       </w:r>
     </w:p>
     <w:p>
@@ -6532,7 +6532,7 @@
         <w:rPr>
           <w:lang w:val="pt_PT" w:bidi="pt_PT"/>
         </w:rPr>
-        <w:t xml:space="preserve"> "Naquele momento, o SENHOR me disse: 'Corte duas tábuas de pedra, como as primeiras, faça também uma arca de madeira e suba a mim, ao monte.</w:t>
+        <w:t xml:space="preserve"> "Naquele momento, o SENHOR me disse: ‘Corte duas tábuas de pedra, como as primeiras, faça também uma arca de madeira e suba a mim, ao monte.</w:t>
       </w:r>
     </w:p>
     <w:p>
@@ -6553,7 +6553,7 @@
         <w:rPr>
           <w:lang w:val="pt_PT" w:bidi="pt_PT"/>
         </w:rPr>
-        <w:t xml:space="preserve"> Escreverei nas tábuas as mesmas palavras que estavam nas primeiras que você quebrou, e você as colocará na arca'.</w:t>
+        <w:t xml:space="preserve"> Escreverei nas tábuas as mesmas palavras que estavam nas primeiras que você quebrou, e você as colocará na arca’.</w:t>
       </w:r>
     </w:p>
     <w:p>
@@ -6742,7 +6742,7 @@
         <w:rPr>
           <w:lang w:val="pt_PT" w:bidi="pt_PT"/>
         </w:rPr>
-        <w:t xml:space="preserve"> Então o SENHOR me disse: 'Levante-se! Vá à frente deste povo para que entre e tome posse da terra que jurei aos seus antepassados'."</w:t>
+        <w:t xml:space="preserve"> Então o SENHOR me disse: ‘Levante-se! Vá à frente deste povo para que entre e tome posse da terra que jurei aos seus antepassados’.”</w:t>
       </w:r>
     </w:p>
     <w:p>
@@ -6973,7 +6973,7 @@
         <w:rPr>
           <w:lang w:val="pt_PT" w:bidi="pt_PT"/>
         </w:rPr>
-        <w:t xml:space="preserve"> Quando desceram ao Egito, seus antepassados eram setenta ao todo; e agora o SENHOR, seu Deus, fez de vocês um povo tão numeroso quanto as estrelas do céu."</w:t>
+        <w:t xml:space="preserve"> Quando desceram ao Egito, seus antepassados eram setenta ao todo; e agora o SENHOR, seu Deus, fez de vocês um povo tão numeroso quanto as estrelas do céu.”</w:t>
       </w:r>
     </w:p>
     <w:p>
@@ -7136,7 +7136,7 @@
         <w:rPr>
           <w:lang w:val="pt_PT" w:bidi="pt_PT"/>
         </w:rPr>
-        <w:t xml:space="preserve"> Seus olhos viram todas as grandes obras que o SENHOR fez."</w:t>
+        <w:t xml:space="preserve"> Seus olhos viram todas as grandes obras que o SENHOR fez.”</w:t>
       </w:r>
     </w:p>
     <w:p>
@@ -8307,7 +8307,7 @@
         <w:rPr>
           <w:lang w:val="pt_PT" w:bidi="pt_PT"/>
         </w:rPr>
-        <w:t xml:space="preserve"> não sigam os cultos idólatras dessas nações, depois de terem sido destruídas, nem perguntem: 'Como adoravam seus deuses? Nós também faremos o mesmo'.</w:t>
+        <w:t xml:space="preserve"> não sigam os cultos idólatras dessas nações, depois de terem sido destruídas, nem perguntem: ‘Como adoravam seus deuses? Nós também faremos o mesmo’.</w:t>
       </w:r>
     </w:p>
     <w:p>
@@ -8349,7 +8349,7 @@
         <w:rPr>
           <w:lang w:val="pt_PT" w:bidi="pt_PT"/>
         </w:rPr>
-        <w:t xml:space="preserve"> Guardem fielmente tudo o que eu lhes ordeno; não acrescentem nem tirem nada."</w:t>
+        <w:t xml:space="preserve"> Guardem fielmente tudo o que eu lhes ordeno; não acrescentem nem tirem nada.”</w:t>
       </w:r>
     </w:p>
     <w:p>
@@ -8407,7 +8407,7 @@
         <w:rPr>
           <w:lang w:val="pt_PT" w:bidi="pt_PT"/>
         </w:rPr>
-        <w:t xml:space="preserve"> e se acontecerem os sinais ou prodígios que ele anunciou, e ele disser: 'Vamos seguir outros deuses', deuses que vocês não conhecem,</w:t>
+        <w:t xml:space="preserve"> e se acontecerem os sinais ou prodígios que ele anunciou, e ele disser: ‘Vamos seguir outros deuses’, deuses que vocês não conhecem,</w:t>
       </w:r>
     </w:p>
     <w:p>
@@ -8491,7 +8491,7 @@
         <w:rPr>
           <w:lang w:val="pt_PT" w:bidi="pt_PT"/>
         </w:rPr>
-        <w:t xml:space="preserve"> "Se seu irmão, filho da mesma mãe, seu filho ou filha, sua querida esposa ou seu amigo mais íntimo disser em segredo: 'Vamos adorar outros deuses', deuses que você nem seus antepassados conheceram,</w:t>
+        <w:t xml:space="preserve"> "Se seu irmão, filho da mesma mãe, seu filho ou filha, sua querida esposa ou seu amigo mais íntimo disser em segredo: ‘Vamos adorar outros deuses’, deuses que você nem seus antepassados conheceram,</w:t>
       </w:r>
     </w:p>
     <w:p>
@@ -8638,7 +8638,7 @@
         <w:rPr>
           <w:lang w:val="pt_PT" w:bidi="pt_PT"/>
         </w:rPr>
-        <w:t xml:space="preserve"> que homens perversos saíram do meio de vocês e desviaram os habitantes da cidade, dizendo: 'Vamos adorar outros deuses', deuses que vocês não conhecem,</w:t>
+        <w:t xml:space="preserve"> que homens perversos saíram do meio de vocês e desviaram os habitantes da cidade, dizendo: ‘Vamos adorar outros deuses’, deuses que vocês não conhecem,</w:t>
       </w:r>
     </w:p>
     <w:p>
@@ -8743,7 +8743,7 @@
         <w:rPr>
           <w:lang w:val="pt_PT" w:bidi="pt_PT"/>
         </w:rPr>
-        <w:t xml:space="preserve"> "Assim será se vocês ouvirem a voz do SENHOR, seu Deus, guardarem todos os seus mandamentos que hoje lhes ordeno e fizerem o que é justo aos olhos do SENHOR, seu Deus."</w:t>
+        <w:t xml:space="preserve"> "Assim será se vocês ouvirem a voz do SENHOR, seu Deus, guardarem todos os seus mandamentos que hoje lhes ordeno e fizerem o que é justo aos olhos do SENHOR, seu Deus.”</w:t>
       </w:r>
     </w:p>
     <w:p>
@@ -9200,7 +9200,7 @@
         <w:rPr>
           <w:lang w:val="pt_PT" w:bidi="pt_PT"/>
         </w:rPr>
-        <w:t xml:space="preserve"> "Não comam nada do que morreu por si mesmo; deem-no ao estrangeiro que vive em suas cidades para que o coma, ou vendam-no a outro estrangeiro. Vocês são um povo santo ao SENHOR, seu Deus."Não cozinhem o cabrito no leite da mãe dele."</w:t>
+        <w:t xml:space="preserve"> "Não comam nada do que morreu por si mesmo; deem-no ao estrangeiro que vive em suas cidades para que o coma, ou vendam-no a outro estrangeiro. Vocês são um povo santo ao SENHOR, seu Deus. “Não cozinhem o cabrito no leite da mãe dele.”</w:t>
       </w:r>
     </w:p>
     <w:p>
@@ -9368,7 +9368,7 @@
         <w:rPr>
           <w:lang w:val="pt_PT" w:bidi="pt_PT"/>
         </w:rPr>
-        <w:t xml:space="preserve"> Esse dízimo será para os levitas — que não têm propriedades nem herança entre vocês —, para os estrangeiros, para os órfãos e para as viúvas que vivem em suas cidades, para que comam à vontade e se fartem. Assim o SENHOR, seu Deus, abençoará todo o trabalho de suas mãos."</w:t>
+        <w:t xml:space="preserve"> Esse dízimo será para os levitas — que não têm propriedades nem herança entre vocês —, para os estrangeiros, para os órfãos e para as viúvas que vivem em suas cidades, para que comam à vontade e se fartem. Assim o SENHOR, seu Deus, abençoará todo o trabalho de suas mãos.”</w:t>
       </w:r>
     </w:p>
     <w:p>
@@ -9573,7 +9573,7 @@
         <w:rPr>
           <w:lang w:val="pt_PT" w:bidi="pt_PT"/>
         </w:rPr>
-        <w:t xml:space="preserve"> Cuidado para não alimentarem este pensamento mau no coração: 'O sétimo ano, o ano do cancelamento das dívidas, está próximo'. Se vocês se recusarem a ajudar o israelita pobre, ele poderá clamar ao SENHOR contra vocês, e isso será pecado para vocês.</w:t>
+        <w:t xml:space="preserve"> Cuidado para não alimentarem este pensamento mau no coração: ‘O sétimo ano, o ano do cancelamento das dívidas, está próximo’. Se vocês se recusarem a ajudar o israelita pobre, ele poderá clamar ao SENHOR contra vocês, e isso será pecado para vocês.</w:t>
       </w:r>
     </w:p>
     <w:p>
@@ -9615,7 +9615,7 @@
         <w:rPr>
           <w:lang w:val="pt_PT" w:bidi="pt_PT"/>
         </w:rPr>
-        <w:t xml:space="preserve"> Sempre haverá pobres na terra. Por isso, ordeno que abram a mão para o israelita, para o necessitado e para o pobre na terra de vocês."</w:t>
+        <w:t xml:space="preserve"> Sempre haverá pobres na terra. Por isso, ordeno que abram a mão para o israelita, para o necessitado e para o pobre na terra de vocês.”</w:t>
       </w:r>
     </w:p>
     <w:p>
@@ -9720,7 +9720,7 @@
         <w:rPr>
           <w:lang w:val="pt_PT" w:bidi="pt_PT"/>
         </w:rPr>
-        <w:t xml:space="preserve"> "Se, porém, o escravo disser: 'Não quero ir embora', porque ama você e sua família e porque está bem com você,</w:t>
+        <w:t xml:space="preserve"> "Se, porém, o escravo disser: ‘Não quero ir embora’, porque ama você e sua família e porque está bem com você,</w:t>
       </w:r>
     </w:p>
     <w:p>
@@ -9867,7 +9867,7 @@
         <w:rPr>
           <w:lang w:val="pt_PT" w:bidi="pt_PT"/>
         </w:rPr>
-        <w:t xml:space="preserve"> Mas não comam o sangue; derramem-no sobre a terra como se fosse água."</w:t>
+        <w:t xml:space="preserve"> Mas não comam o sangue; derramem-no sobre a terra como se fosse água.”</w:t>
       </w:r>
     </w:p>
     <w:p>
@@ -10051,7 +10051,7 @@
         <w:rPr>
           <w:lang w:val="pt_PT" w:bidi="pt_PT"/>
         </w:rPr>
-        <w:t xml:space="preserve"> Durante seis dias, vocês comerão pão sem fermento. No sétimo dia, haverá uma reunião solene ao SENHOR, seu Deus; nesse dia vocês não farão nenhum trabalho."</w:t>
+        <w:t xml:space="preserve"> Durante seis dias, vocês comerão pão sem fermento. No sétimo dia, haverá uma reunião solene ao SENHOR, seu Deus; nesse dia vocês não farão nenhum trabalho.”</w:t>
       </w:r>
     </w:p>
     <w:p>
@@ -10135,7 +10135,7 @@
         <w:rPr>
           <w:lang w:val="pt_PT" w:bidi="pt_PT"/>
         </w:rPr>
-        <w:t xml:space="preserve"> Lembrem-se de que foram escravos no Egito; por isso, guardem e cumpram esses estatutos."</w:t>
+        <w:t xml:space="preserve"> Lembrem-se de que foram escravos no Egito; por isso, guardem e cumpram esses estatutos.”</w:t>
       </w:r>
     </w:p>
     <w:p>
@@ -10240,7 +10240,7 @@
         <w:rPr>
           <w:lang w:val="pt_PT" w:bidi="pt_PT"/>
         </w:rPr>
-        <w:t xml:space="preserve"> Cada um deve ofertar o que puder, conforme as bênçãos que o SENHOR, seu Deus, lhe deu."</w:t>
+        <w:t xml:space="preserve"> Cada um deve ofertar o que puder, conforme as bênçãos que o SENHOR, seu Deus, lhe deu.”</w:t>
       </w:r>
     </w:p>
     <w:p>
@@ -10345,7 +10345,7 @@
         <w:rPr>
           <w:lang w:val="pt_PT" w:bidi="pt_PT"/>
         </w:rPr>
-        <w:t xml:space="preserve"> Tampouco ergam uma coluna sagrada, porque o SENHOR, seu Deus, odeia isso."</w:t>
+        <w:t xml:space="preserve"> Tampouco ergam uma coluna sagrada, porque o SENHOR, seu Deus, odeia isso.”</w:t>
       </w:r>
     </w:p>
     <w:p>
@@ -10655,7 +10655,7 @@
         <w:rPr>
           <w:lang w:val="pt_PT" w:bidi="pt_PT"/>
         </w:rPr>
-        <w:t xml:space="preserve"> "Quando vocês entrarem na terra que o SENHOR, seu Deus, lhes dá para que tomem posse dela e disserem: 'Quero estabelecer um rei sobre nós, como todas as nações ao nosso redor',</w:t>
+        <w:t xml:space="preserve"> "Quando vocês entrarem na terra que o SENHOR, seu Deus, lhes dá para que tomem posse dela e disserem: ‘Quero estabelecer um rei sobre nós, como todas as nações ao nosso redor’,</w:t>
       </w:r>
     </w:p>
     <w:p>
@@ -10781,7 +10781,7 @@
         <w:rPr>
           <w:lang w:val="pt_PT" w:bidi="pt_PT"/>
         </w:rPr>
-        <w:t xml:space="preserve"> Ele fará isso para que seu coração não se exalte acima de seus irmãos e não se desvie da lei, nem para a direita nem para a esquerda. Assim prolongará seu reinado sobre Israel, bem como o de seus filhos."</w:t>
+        <w:t xml:space="preserve"> Ele fará isso para que seu coração não se exalte acima de seus irmãos e não se desvie da lei, nem para a direita nem para a esquerda. Assim prolongará seu reinado sobre Israel, bem como o de seus filhos.”</w:t>
       </w:r>
     </w:p>
     <w:p>
@@ -10965,7 +10965,7 @@
         <w:rPr>
           <w:lang w:val="pt_PT" w:bidi="pt_PT"/>
         </w:rPr>
-        <w:t xml:space="preserve"> Comerá da mesma porção que os outros levitas, além do que receber da venda de sua herança familiar."</w:t>
+        <w:t xml:space="preserve"> Comerá da mesma porção que os outros levitas, além do que receber da venda de sua herança familiar.”</w:t>
       </w:r>
     </w:p>
     <w:p>
@@ -11091,7 +11091,7 @@
         <w:rPr>
           <w:lang w:val="pt_PT" w:bidi="pt_PT"/>
         </w:rPr>
-        <w:t xml:space="preserve"> As nações que vocês expulsarão ouvem os adivinhos e os feiticeiros; mas o SENHOR, seu Deus, não permite que vocês pratiquem isso."</w:t>
+        <w:t xml:space="preserve"> As nações que vocês expulsarão ouvem os adivinhos e os feiticeiros; mas o SENHOR, seu Deus, não permite que vocês pratiquem isso.”</w:t>
       </w:r>
     </w:p>
     <w:p>
@@ -11133,7 +11133,7 @@
         <w:rPr>
           <w:lang w:val="pt_PT" w:bidi="pt_PT"/>
         </w:rPr>
-        <w:t xml:space="preserve"> Foi isso que vocês pediram ao SENHOR, seu Deus, no dia em que estavam reunidos no monte Horebe: 'Não queremos mais ouvir a voz do SENHOR, nosso Deus, nem ver este grande fogo, para que não morramos'.</w:t>
+        <w:t xml:space="preserve"> Foi isso que vocês pediram ao SENHOR, seu Deus, no dia em que estavam reunidos no monte Horebe: ‘Não queremos mais ouvir a voz do SENHOR, nosso Deus, nem ver este grande fogo, para que não morramos’.</w:t>
       </w:r>
     </w:p>
     <w:p>
@@ -11154,7 +11154,7 @@
         <w:rPr>
           <w:lang w:val="pt_PT" w:bidi="pt_PT"/>
         </w:rPr>
-        <w:t xml:space="preserve"> "Então o SENHOR me disse: 'Eles estão certos.</w:t>
+        <w:t xml:space="preserve"> "Então o SENHOR me disse: ‘Eles estão certos.</w:t>
       </w:r>
     </w:p>
     <w:p>
@@ -11217,7 +11217,7 @@
         <w:rPr>
           <w:lang w:val="pt_PT" w:bidi="pt_PT"/>
         </w:rPr>
-        <w:t xml:space="preserve"> Mas o profeta que falar em meu nome uma palavra que eu não tenha ordenado, ou que falar em nome de outros deuses, será morto'.</w:t>
+        <w:t xml:space="preserve"> Mas o profeta que falar em meu nome uma palavra que eu não tenha ordenado, ou que falar em nome de outros deuses, será morto’.</w:t>
       </w:r>
     </w:p>
     <w:p>
@@ -11238,7 +11238,7 @@
         <w:rPr>
           <w:lang w:val="pt_PT" w:bidi="pt_PT"/>
         </w:rPr>
-        <w:t xml:space="preserve"> "Se vocês perguntarem em seu coração: 'Como saberemos que a palavra não veio do SENHOR?'.</w:t>
+        <w:t xml:space="preserve"> "Se vocês perguntarem em seu coração: ‘Como saberemos que a palavra não veio do SENHOR?’.</w:t>
       </w:r>
     </w:p>
     <w:p>
@@ -11259,7 +11259,7 @@
         <w:rPr>
           <w:lang w:val="pt_PT" w:bidi="pt_PT"/>
         </w:rPr>
-        <w:t xml:space="preserve"> Quando a palavra que o profeta falar em nome do SENHOR não se cumprir nem acontecer, essa palavra não veio do SENHOR; foi falada com presunção. Não tenham medo dele."</w:t>
+        <w:t xml:space="preserve"> Quando a palavra que o profeta falar em nome do SENHOR não se cumprir nem acontecer, essa palavra não veio do SENHOR; foi falada com presunção. Não tenham medo dele.”</w:t>
       </w:r>
     </w:p>
     <w:p>
@@ -11548,7 +11548,7 @@
         <w:rPr>
           <w:lang w:val="pt_PT" w:bidi="pt_PT"/>
         </w:rPr>
-        <w:t xml:space="preserve"> Não tenham piedade dele. Tirem de Israel a culpa do sangue inocente, para que tudo vá bem com vocês."</w:t>
+        <w:t xml:space="preserve"> Não tenham piedade dele. Tirem de Israel a culpa do sangue inocente, para que tudo vá bem com vocês.”</w:t>
       </w:r>
     </w:p>
     <w:p>
@@ -11716,7 +11716,7 @@
         <w:rPr>
           <w:lang w:val="pt_PT" w:bidi="pt_PT"/>
         </w:rPr>
-        <w:t xml:space="preserve"> Não tenham piedade dessa testemunha falsa: vida por vida, olho por olho, dente por dente, mão por mão, pé por pé."</w:t>
+        <w:t xml:space="preserve"> Não tenham piedade dessa testemunha falsa: vida por vida, olho por olho, dente por dente, mão por mão, pé por pé.”</w:t>
       </w:r>
     </w:p>
     <w:p>
@@ -11816,7 +11816,7 @@
         <w:rPr>
           <w:lang w:val="pt_PT" w:bidi="pt_PT"/>
         </w:rPr>
-        <w:t xml:space="preserve"> pois o SENHOR, seu Deus, é quem vai com vocês para lutar contra seus inimigos e lhes dar vitória'.</w:t>
+        <w:t xml:space="preserve"> pois o SENHOR, seu Deus, é quem vai com vocês para lutar contra seus inimigos e lhes dar vitória’.</w:t>
       </w:r>
     </w:p>
     <w:p>
@@ -11837,7 +11837,7 @@
         <w:rPr>
           <w:lang w:val="pt_PT" w:bidi="pt_PT"/>
         </w:rPr>
-        <w:t xml:space="preserve"> Então os oficiais dirão ao povo: 'Quem é o homem que construiu uma casa nova e ainda não a dedicou? Vá para casa, para que não morra na batalha e outro homem não a dedique em seu lugar.</w:t>
+        <w:t xml:space="preserve"> Então os oficiais dirão ao povo: ‘Quem é o homem que construiu uma casa nova e ainda não a dedicou? Vá para casa, para que não morra na batalha e outro homem não a dedique em seu lugar.</w:t>
       </w:r>
     </w:p>
     <w:p>
@@ -11879,7 +11879,7 @@
         <w:rPr>
           <w:lang w:val="pt_PT" w:bidi="pt_PT"/>
         </w:rPr>
-        <w:t xml:space="preserve"> Alguém está noivo de uma mulher, mas ainda não a recebeu como esposa? Vá para casa, para que não morra na batalha e outro não se case com ela'.</w:t>
+        <w:t xml:space="preserve"> Alguém está noivo de uma mulher, mas ainda não a recebeu como esposa? Vá para casa, para que não morra na batalha e outro não se case com ela’.</w:t>
       </w:r>
     </w:p>
     <w:p>
@@ -11900,7 +11900,7 @@
         <w:rPr>
           <w:lang w:val="pt_PT" w:bidi="pt_PT"/>
         </w:rPr>
-        <w:t xml:space="preserve"> "Os oficiais também dirão ao povo: 'Quem aqui está com medo ou sem coragem? Vá para casa, para que não contagie de medo os que estão ao seu lado'.</w:t>
+        <w:t xml:space="preserve"> "Os oficiais também dirão ao povo: ‘Quem aqui está com medo ou sem coragem? Vá para casa, para que não contagie de medo os que estão ao seu lado’.</w:t>
       </w:r>
     </w:p>
     <w:p>
@@ -12152,7 +12152,7 @@
         <w:rPr>
           <w:lang w:val="pt_PT" w:bidi="pt_PT"/>
         </w:rPr>
-        <w:t xml:space="preserve"> Cortem apenas as árvores cujos frutos vocês não podem comer; usem-nas para construir obras de cerco contra a cidade que está em guerra contra vocês, até que ela caia."</w:t>
+        <w:t xml:space="preserve"> Cortem apenas as árvores cujos frutos vocês não podem comer; usem-nas para construir obras de cerco contra a cidade que está em guerra contra vocês, até que ela caia.”</w:t>
       </w:r>
     </w:p>
     <w:p>
@@ -12315,7 +12315,7 @@
         <w:rPr>
           <w:lang w:val="pt_PT" w:bidi="pt_PT"/>
         </w:rPr>
-        <w:t xml:space="preserve"> e dirão: 'Nossas mãos não derramaram este sangue, e nossos olhos não viram quem fez isso.</w:t>
+        <w:t xml:space="preserve"> e dirão: ‘Nossas mãos não derramaram este sangue, e nossos olhos não viram quem fez isso.</w:t>
       </w:r>
     </w:p>
     <w:p>
@@ -12336,7 +12336,7 @@
         <w:rPr>
           <w:lang w:val="pt_PT" w:bidi="pt_PT"/>
         </w:rPr>
-        <w:t xml:space="preserve"> Perdoa teu povo de Israel, ó SENHOR, que tu resgataste, e não culpes teu povo pela morte de um inocente'. Assim, o sangue será expiado para eles.</w:t>
+        <w:t xml:space="preserve"> Perdoa teu povo de Israel, ó SENHOR, que tu resgataste, e não culpes teu povo pela morte de um inocente’. Assim, o sangue será expiado para eles.</w:t>
       </w:r>
     </w:p>
     <w:p>
@@ -12357,7 +12357,7 @@
         <w:rPr>
           <w:lang w:val="pt_PT" w:bidi="pt_PT"/>
         </w:rPr>
-        <w:t xml:space="preserve"> Desse modo, tirarão o sangue inocente do meio de vocês, pois fizeram o que é justo aos olhos do SENHOR."</w:t>
+        <w:t xml:space="preserve"> Desse modo, tirarão o sangue inocente do meio de vocês, pois fizeram o que é justo aos olhos do SENHOR.”</w:t>
       </w:r>
     </w:p>
     <w:p>
@@ -12462,7 +12462,7 @@
         <w:rPr>
           <w:lang w:val="pt_PT" w:bidi="pt_PT"/>
         </w:rPr>
-        <w:t xml:space="preserve"> Se, depois do casamento, você não gostar mais dela, deixe-a livre; não a venda por dinheiro, nem a oprima, pois você a humilhou."</w:t>
+        <w:t xml:space="preserve"> Se, depois do casamento, você não gostar mais dela, deixe-a livre; não a venda por dinheiro, nem a oprima, pois você a humilhou.”</w:t>
       </w:r>
     </w:p>
     <w:p>
@@ -12525,7 +12525,7 @@
         <w:rPr>
           <w:lang w:val="pt_PT" w:bidi="pt_PT"/>
         </w:rPr>
-        <w:t xml:space="preserve"> Ele deverá reconhecer o filho da mulher não amada como o mais velho e dar a ele o dobro da porção de tudo o que possuir. Ele é o primeiro fruto de seu vigor, e os direitos do filho mais velho lhe pertencem."</w:t>
+        <w:t xml:space="preserve"> Ele deverá reconhecer o filho da mulher não amada como o mais velho e dar a ele o dobro da porção de tudo o que possuir. Ele é o primeiro fruto de seu vigor, e os direitos do filho mais velho lhe pertencem.”</w:t>
       </w:r>
     </w:p>
     <w:p>
@@ -12588,7 +12588,7 @@
         <w:rPr>
           <w:lang w:val="pt_PT" w:bidi="pt_PT"/>
         </w:rPr>
-        <w:t xml:space="preserve"> e dizer: 'Este nosso filho é teimoso e rebelde, não nos obedece; é comilão e beberrão'.</w:t>
+        <w:t xml:space="preserve"> e dizer: ‘Este nosso filho é teimoso e rebelde, não nos obedece; é comilão e beberrão’.</w:t>
       </w:r>
     </w:p>
     <w:p>
@@ -12609,7 +12609,7 @@
         <w:rPr>
           <w:lang w:val="pt_PT" w:bidi="pt_PT"/>
         </w:rPr>
-        <w:t xml:space="preserve"> Então todos os homens da cidade o apedrejarão até a morte. Assim, vocês eliminarão o mal do meio de Israel; e, ouvindo isso, todo o Israel terá temor."</w:t>
+        <w:t xml:space="preserve"> Então todos os homens da cidade o apedrejarão até a morte. Assim, vocês eliminarão o mal do meio de Israel; e, ouvindo isso, todo o Israel terá temor.”</w:t>
       </w:r>
     </w:p>
     <w:p>
@@ -12651,7 +12651,7 @@
         <w:rPr>
           <w:lang w:val="pt_PT" w:bidi="pt_PT"/>
         </w:rPr>
-        <w:t xml:space="preserve"> não o deixem pendurado no madeiro durante a noite. Enterrem-no no mesmo dia, pois o pendurado é maldito por Deus. Não contaminem a terra que o SENHOR, seu Deus, lhes dá como herança."</w:t>
+        <w:t xml:space="preserve"> não o deixem pendurado no madeiro durante a noite. Enterrem-no no mesmo dia, pois o pendurado é maldito por Deus. Não contaminem a terra que o SENHOR, seu Deus, lhes dá como herança.”</w:t>
       </w:r>
     </w:p>
     <w:p>
@@ -12919,7 +12919,7 @@
         <w:rPr>
           <w:lang w:val="pt_PT" w:bidi="pt_PT"/>
         </w:rPr>
-        <w:t xml:space="preserve"> "Coloque franjas nos quatro cantos do manto que você usa para se cobrir."</w:t>
+        <w:t xml:space="preserve"> "Coloque franjas nos quatro cantos do manto que você usa para se cobrir.”</w:t>
       </w:r>
     </w:p>
     <w:p>
@@ -12961,7 +12961,7 @@
         <w:rPr>
           <w:lang w:val="pt_PT" w:bidi="pt_PT"/>
         </w:rPr>
-        <w:t xml:space="preserve"> e a acusá-la de má conduta, dizendo: 'Eu me casei com esta mulher, mas descobri que ela não era virgem',</w:t>
+        <w:t xml:space="preserve"> e a acusá-la de má conduta, dizendo: ‘Eu me casei com esta mulher, mas descobri que ela não era virgem’,</w:t>
       </w:r>
     </w:p>
     <w:p>
@@ -13003,7 +13003,7 @@
         <w:rPr>
           <w:lang w:val="pt_PT" w:bidi="pt_PT"/>
         </w:rPr>
-        <w:t xml:space="preserve"> O pai da jovem lhes dirá: 'Dei minha filha em casamento a este homem, mas ele passou a rejeitá-la.</w:t>
+        <w:t xml:space="preserve"> O pai da jovem lhes dirá: ‘Dei minha filha em casamento a este homem, mas ele passou a rejeitá-la.</w:t>
       </w:r>
     </w:p>
     <w:p>
@@ -13024,7 +13024,7 @@
         <w:rPr>
           <w:lang w:val="pt_PT" w:bidi="pt_PT"/>
         </w:rPr>
-        <w:t xml:space="preserve"> Ele a acusa de má conduta, dizendo: 'Descobri que a sua filha não era virgem'. Aqui está a prova da virgindade dela'. E os pais estenderão a roupa da filha diante das autoridades,</w:t>
+        <w:t xml:space="preserve"> Ele a acusa de má conduta, dizendo: ‘Descobri que a sua filha não era virgem’. Aqui está a prova da virgindade dela’. E os pais estenderão a roupa da filha diante das autoridades,</w:t>
       </w:r>
     </w:p>
     <w:p>
@@ -13297,7 +13297,7 @@
         <w:rPr>
           <w:lang w:val="pt_PT" w:bidi="pt_PT"/>
         </w:rPr>
-        <w:t xml:space="preserve"> "Que nenhum homem tenha relações com a esposa de seu pai, pois isso é desonra para o pai."</w:t>
+        <w:t xml:space="preserve"> "Que nenhum homem tenha relações com a esposa de seu pai, pois isso é desonra para o pai.”</w:t>
       </w:r>
     </w:p>
     <w:p>
@@ -13481,7 +13481,7 @@
         <w:rPr>
           <w:lang w:val="pt_PT" w:bidi="pt_PT"/>
         </w:rPr>
-        <w:t xml:space="preserve"> A terceira geração deles poderá entrar na assembleia do SENHOR."</w:t>
+        <w:t xml:space="preserve"> A terceira geração deles poderá entrar na assembleia do SENHOR.”</w:t>
       </w:r>
     </w:p>
     <w:p>
@@ -13838,7 +13838,7 @@
         <w:rPr>
           <w:lang w:val="pt_PT" w:bidi="pt_PT"/>
         </w:rPr>
-        <w:t xml:space="preserve"> Quando passarem pelo campo de trigo do seu próximo, poderão colher as espigas com as mãos, mas não usarão a foice para cortá-las."</w:t>
+        <w:t xml:space="preserve"> Quando passarem pelo campo de trigo do seu próximo, poderão colher as espigas com as mãos, mas não usarão a foice para cortá-las.”</w:t>
       </w:r>
     </w:p>
     <w:p>
@@ -14316,7 +14316,7 @@
         <w:rPr>
           <w:lang w:val="pt_PT" w:bidi="pt_PT"/>
         </w:rPr>
-        <w:t xml:space="preserve"> Lembrem-se de que vocês foram escravos no Egito. Por isso, ordeno que façam isso."</w:t>
+        <w:t xml:space="preserve"> Lembrem-se de que vocês foram escravos no Egito. Por isso, ordeno que façam isso.”</w:t>
       </w:r>
     </w:p>
     <w:p>
@@ -14479,7 +14479,7 @@
         <w:rPr>
           <w:lang w:val="pt_PT" w:bidi="pt_PT"/>
         </w:rPr>
-        <w:t xml:space="preserve"> "Se o homem não quiser se casar com a viúva, ela deverá procurar as autoridades reunidas à porta da cidade e dizer: 'Meu cunhado não quer preservar o nome do seu irmão em Israel, nem cumprir os deveres de cunhado para comigo'.</w:t>
+        <w:t xml:space="preserve"> "Se o homem não quiser se casar com a viúva, ela deverá procurar as autoridades reunidas à porta da cidade e dizer: ‘Meu cunhado não quer preservar o nome do seu irmão em Israel, nem cumprir os deveres de cunhado para comigo’.</w:t>
       </w:r>
     </w:p>
     <w:p>
@@ -14500,7 +14500,7 @@
         <w:rPr>
           <w:lang w:val="pt_PT" w:bidi="pt_PT"/>
         </w:rPr>
-        <w:t xml:space="preserve"> As autoridades da cidade chamarão o homem para falar com ele. Se ele insistir e disser: 'Não quero me casar com ela',</w:t>
+        <w:t xml:space="preserve"> As autoridades da cidade chamarão o homem para falar com ele. Se ele insistir e disser: ‘Não quero me casar com ela’,</w:t>
       </w:r>
     </w:p>
     <w:p>
@@ -14521,7 +14521,7 @@
         <w:rPr>
           <w:lang w:val="pt_PT" w:bidi="pt_PT"/>
         </w:rPr>
-        <w:t xml:space="preserve"> então a viúva se aproximará dele na presença das autoridades, tirará as sandálias dele, cuspirá em seu rosto e dirá: 'Isso é o que acontece com o homem que não quer dar filhos ao seu irmão'.</w:t>
+        <w:t xml:space="preserve"> então a viúva se aproximará dele na presença das autoridades, tirará as sandálias dele, cuspirá em seu rosto e dirá: ‘Isso é o que acontece com o homem que não quer dar filhos ao seu irmão’.</w:t>
       </w:r>
     </w:p>
     <w:p>
@@ -14542,7 +14542,7 @@
         <w:rPr>
           <w:lang w:val="pt_PT" w:bidi="pt_PT"/>
         </w:rPr>
-        <w:t xml:space="preserve"> E Israel reconhecerá a casa daquele homem como 'a casa do descalço'.</w:t>
+        <w:t xml:space="preserve"> E Israel reconhecerá a casa daquele homem como ‘a casa do descalço’.</w:t>
       </w:r>
     </w:p>
     <w:p>
@@ -14731,7 +14731,7 @@
         <w:rPr>
           <w:lang w:val="pt_PT" w:bidi="pt_PT"/>
         </w:rPr>
-        <w:t xml:space="preserve"> Quando, pois, o SENHOR, seu Deus, lhes der descanso de todos os inimigos na terra que ele lhes dá como herança, vocês apagarão a memória dos amalequitas da face da terra; não se esqueçam disso."</w:t>
+        <w:t xml:space="preserve"> Quando, pois, o SENHOR, seu Deus, lhes der descanso de todos os inimigos na terra que ele lhes dá como herança, vocês apagarão a memória dos amalequitas da face da terra; não se esqueçam disso.”</w:t>
       </w:r>
     </w:p>
     <w:p>
@@ -14810,7 +14810,7 @@
         <w:rPr>
           <w:lang w:val="pt_PT" w:bidi="pt_PT"/>
         </w:rPr>
-        <w:t xml:space="preserve"> Apresentem-se ao sacerdote que estiver de serviço e digam: 'Hoje declaro ao SENHOR, seu Deus, que entrei na terra que ele jurou aos nossos antepassados'.</w:t>
+        <w:t xml:space="preserve"> Apresentem-se ao sacerdote que estiver de serviço e digam: ‘Hoje declaro ao SENHOR, seu Deus, que entrei na terra que ele jurou aos nossos antepassados’.</w:t>
       </w:r>
     </w:p>
     <w:p>
@@ -14852,7 +14852,7 @@
         <w:rPr>
           <w:lang w:val="pt_PT" w:bidi="pt_PT"/>
         </w:rPr>
-        <w:t xml:space="preserve"> "Então vocês responderão e dirão perante o SENHOR, seu Deus: 'Meus antepassados foram arameus errantes, que foram para o Egito e ali viveram como estrangeiros; eles eram poucos, mas ali se tornaram uma nação grande, forte e numerosa.</w:t>
+        <w:t xml:space="preserve"> "Então vocês responderão e dirão perante o SENHOR, seu Deus: ‘Meus antepassados foram arameus errantes, que foram para o Egito e ali viveram como estrangeiros; eles eram poucos, mas ali se tornaram uma nação grande, forte e numerosa.</w:t>
       </w:r>
     </w:p>
     <w:p>
@@ -14957,7 +14957,7 @@
         <w:rPr>
           <w:lang w:val="pt_PT" w:bidi="pt_PT"/>
         </w:rPr>
-        <w:t xml:space="preserve"> Agora trago os primeiros frutos da terra que o SENHOR, meu Deus, me deu'. Depois, coloquem o cesto diante do SENHOR, seu Deus, e se prostrem diante dele.</w:t>
+        <w:t xml:space="preserve"> Agora trago os primeiros frutos da terra que o SENHOR, meu Deus, me deu’. Depois, coloquem o cesto diante do SENHOR, seu Deus, e se prostrem diante dele.</w:t>
       </w:r>
     </w:p>
     <w:p>
@@ -15020,7 +15020,7 @@
         <w:rPr>
           <w:lang w:val="pt_PT" w:bidi="pt_PT"/>
         </w:rPr>
-        <w:t xml:space="preserve"> Então vocês dirão diante do SENHOR, seu Deus: 'Separei a parte sagrada da minha casa e também a entreguei aos levitas, aos estrangeiros, aos órfãos e às viúvas, conforme todos os mandamentos que o SENHOR me ordenou; não transgredi nem esqueci nenhum de seus mandamentos.</w:t>
+        <w:t xml:space="preserve"> Então vocês dirão diante do SENHOR, seu Deus: ‘Separei a parte sagrada da minha casa e também a entreguei aos levitas, aos estrangeiros, aos órfãos e às viúvas, conforme todos os mandamentos que o SENHOR me ordenou; não transgredi nem esqueci nenhum de seus mandamentos.</w:t>
       </w:r>
     </w:p>
     <w:p>
@@ -15062,7 +15062,7 @@
         <w:rPr>
           <w:lang w:val="pt_PT" w:bidi="pt_PT"/>
         </w:rPr>
-        <w:t xml:space="preserve"> Olha da tua santa habitação nos céus e abençoa teu povo, Israel, e a terra que nos deste, como juraste aos nossos antepassados, uma terra onde manam leite e mel'."</w:t>
+        <w:t xml:space="preserve"> Olha da tua santa habitação nos céus e abençoa teu povo, Israel, e a terra que nos deste, como juraste aos nossos antepassados, uma terra onde manam leite e mel’.”</w:t>
       </w:r>
     </w:p>
     <w:p>
@@ -15146,7 +15146,7 @@
         <w:rPr>
           <w:lang w:val="pt_PT" w:bidi="pt_PT"/>
         </w:rPr>
-        <w:t xml:space="preserve"> Ele fará com que vocês sejam exaltados sobre todas as nações que ele fez, e recebam louvor, fama e glória. Vocês serão um povo santo ao SENHOR, seu Deus, como ele prometeu."</w:t>
+        <w:t xml:space="preserve"> Ele fará com que vocês sejam exaltados sobre todas as nações que ele fez, e recebam louvor, fama e glória. Vocês serão um povo santo ao SENHOR, seu Deus, como ele prometeu.”</w:t>
       </w:r>
     </w:p>
     <w:p>
@@ -15183,7 +15183,7 @@
         <w:rPr>
           <w:lang w:val="pt_PT" w:bidi="pt_PT"/>
         </w:rPr>
-        <w:t xml:space="preserve"> Então Moisés e as autoridades de Israel ordenaram ao povo: "Guardem todos os mandamentos que hoje lhes ordeno.</w:t>
+        <w:t xml:space="preserve"> Então Moisés e as autoridades de Israel ordenaram ao povo: “Guardem todos os mandamentos que hoje lhes ordeno.</w:t>
       </w:r>
     </w:p>
     <w:p>
@@ -15330,7 +15330,7 @@
         <w:rPr>
           <w:lang w:val="pt_PT" w:bidi="pt_PT"/>
         </w:rPr>
-        <w:t xml:space="preserve"> Escrevam de forma bem clara todas as palavras desta lei nas pedras."</w:t>
+        <w:t xml:space="preserve"> Escrevam de forma bem clara todas as palavras desta lei nas pedras.”</w:t>
       </w:r>
     </w:p>
     <w:p>
@@ -15351,7 +15351,7 @@
         <w:rPr>
           <w:lang w:val="pt_PT" w:bidi="pt_PT"/>
         </w:rPr>
-        <w:t xml:space="preserve"> Moisés e os sacerdotes levitas disseram ao povo: "Fique em silêncio e escute, Israel! Hoje vocês se tornaram o povo do SENHOR, seu Deus.</w:t>
+        <w:t xml:space="preserve"> Moisés e os sacerdotes levitas disseram ao povo: “Fique em silêncio e escute, Israel! Hoje vocês se tornaram o povo do SENHOR, seu Deus.</w:t>
       </w:r>
     </w:p>
     <w:p>
@@ -15372,7 +15372,7 @@
         <w:rPr>
           <w:lang w:val="pt_PT" w:bidi="pt_PT"/>
         </w:rPr>
-        <w:t xml:space="preserve"> Obedeçam, pois, à voz do SENHOR, seu Deus, e cumpram esses mandamentos e estatutos que hoje lhes ordeno".</w:t>
+        <w:t xml:space="preserve"> Obedeçam, pois, à voz do SENHOR, seu Deus, e cumpram esses mandamentos e estatutos que hoje lhes ordeno”.</w:t>
       </w:r>
     </w:p>
     <w:p>
@@ -15477,7 +15477,7 @@
         <w:rPr>
           <w:lang w:val="pt_PT" w:bidi="pt_PT"/>
         </w:rPr>
-        <w:t xml:space="preserve"> 'Maldito quem fizer imagem de escultura ou de fundição, obra de artesão, e a colocar em lugar oculto, pois isso é abominação ao SENHOR'; e todo o povo dirá: 'Amém!'.</w:t>
+        <w:t xml:space="preserve"> 'Maldito quem fizer imagem de escultura ou de fundição, obra de artesão, e a colocar em lugar oculto, pois isso é abominação ao SENHOR’; e todo o povo dirá: ‘Amém!’.</w:t>
       </w:r>
     </w:p>
     <w:p>
@@ -15498,7 +15498,7 @@
         <w:rPr>
           <w:lang w:val="pt_PT" w:bidi="pt_PT"/>
         </w:rPr>
-        <w:t xml:space="preserve"> 'Maldito quem desprezar pai ou mãe'; e todo o povo dirá: 'Amém!'.</w:t>
+        <w:t xml:space="preserve"> 'Maldito quem desprezar pai ou mãe’; e todo o povo dirá: ‘Amém!’.</w:t>
       </w:r>
     </w:p>
     <w:p>
@@ -15519,7 +15519,7 @@
         <w:rPr>
           <w:lang w:val="pt_PT" w:bidi="pt_PT"/>
         </w:rPr>
-        <w:t xml:space="preserve"> 'Maldito quem mover os marcos de divisa do seu próximo'; e todo o povo dirá: 'Amém!'.</w:t>
+        <w:t xml:space="preserve"> 'Maldito quem mover os marcos de divisa do seu próximo’; e todo o povo dirá: ‘Amém!’.</w:t>
       </w:r>
     </w:p>
     <w:p>
@@ -15540,7 +15540,7 @@
         <w:rPr>
           <w:lang w:val="pt_PT" w:bidi="pt_PT"/>
         </w:rPr>
-        <w:t xml:space="preserve"> 'Maldito quem fizer o cego se desviar do caminho'; e todo o povo dirá: 'Amém!'.</w:t>
+        <w:t xml:space="preserve"> 'Maldito quem fizer o cego se desviar do caminho’; e todo o povo dirá: ‘Amém!’.</w:t>
       </w:r>
     </w:p>
     <w:p>
@@ -15561,7 +15561,7 @@
         <w:rPr>
           <w:lang w:val="pt_PT" w:bidi="pt_PT"/>
         </w:rPr>
-        <w:t xml:space="preserve"> 'Maldito quem não respeitar os direitos do estrangeiro, do órfão e da viúva'; e todo o povo dirá: 'Amém!'.</w:t>
+        <w:t xml:space="preserve"> 'Maldito quem não respeitar os direitos do estrangeiro, do órfão e da viúva’; e todo o povo dirá: ‘Amém!’.</w:t>
       </w:r>
     </w:p>
     <w:p>
@@ -15582,7 +15582,7 @@
         <w:rPr>
           <w:lang w:val="pt_PT" w:bidi="pt_PT"/>
         </w:rPr>
-        <w:t xml:space="preserve"> 'Maldito quem tiver relações sexuais com a mulher de seu pai, expondo a nudez do próprio pai'; e todo o povo dirá: 'Amém!'.</w:t>
+        <w:t xml:space="preserve"> 'Maldito quem tiver relações sexuais com a mulher de seu pai, expondo a nudez do próprio pai’; e todo o povo dirá: ‘Amém!’.</w:t>
       </w:r>
     </w:p>
     <w:p>
@@ -15603,7 +15603,7 @@
         <w:rPr>
           <w:lang w:val="pt_PT" w:bidi="pt_PT"/>
         </w:rPr>
-        <w:t xml:space="preserve"> 'Maldito quem tiver relações sexuais com algum animal'; e todo o povo dirá: 'Amém!'.</w:t>
+        <w:t xml:space="preserve"> 'Maldito quem tiver relações sexuais com algum animal’; e todo o povo dirá: ‘Amém!’.</w:t>
       </w:r>
     </w:p>
     <w:p>
@@ -15624,7 +15624,7 @@
         <w:rPr>
           <w:lang w:val="pt_PT" w:bidi="pt_PT"/>
         </w:rPr>
-        <w:t xml:space="preserve"> 'Maldito quem tiver relações sexuais com sua irmã, filha de seu pai ou de sua mãe'; e todo o povo dirá: 'Amém!'.</w:t>
+        <w:t xml:space="preserve"> 'Maldito quem tiver relações sexuais com sua irmã, filha de seu pai ou de sua mãe’; e todo o povo dirá: ‘Amém!’.</w:t>
       </w:r>
     </w:p>
     <w:p>
@@ -15645,7 +15645,7 @@
         <w:rPr>
           <w:lang w:val="pt_PT" w:bidi="pt_PT"/>
         </w:rPr>
-        <w:t xml:space="preserve"> 'Maldito quem tiver relações sexuais com a própria sogra'; e todo o povo dirá: 'Amém!'.</w:t>
+        <w:t xml:space="preserve"> 'Maldito quem tiver relações sexuais com a própria sogra’; e todo o povo dirá: ‘Amém!’.</w:t>
       </w:r>
     </w:p>
     <w:p>
@@ -15666,7 +15666,7 @@
         <w:rPr>
           <w:lang w:val="pt_PT" w:bidi="pt_PT"/>
         </w:rPr>
-        <w:t xml:space="preserve"> 'Maldito quem matar o seu próximo às escondidas'; e todo o povo dirá: 'Amém!'.</w:t>
+        <w:t xml:space="preserve"> 'Maldito quem matar o seu próximo às escondidas’; e todo o povo dirá: ‘Amém!’.</w:t>
       </w:r>
     </w:p>
     <w:p>
@@ -15687,7 +15687,7 @@
         <w:rPr>
           <w:lang w:val="pt_PT" w:bidi="pt_PT"/>
         </w:rPr>
-        <w:t xml:space="preserve"> 'Maldito quem aceitar suborno para matar um inocente'; e todo o povo dirá: 'Amém!'.</w:t>
+        <w:t xml:space="preserve"> 'Maldito quem aceitar suborno para matar um inocente’; e todo o povo dirá: ‘Amém!’.</w:t>
       </w:r>
     </w:p>
     <w:p>
@@ -15708,7 +15708,7 @@
         <w:rPr>
           <w:lang w:val="pt_PT" w:bidi="pt_PT"/>
         </w:rPr>
-        <w:t xml:space="preserve"> 'Maldito quem não confirmar e cumprir as palavras desta lei'; e todo o povo dirá: 'Amém!'."</w:t>
+        <w:t xml:space="preserve"> 'Maldito quem não confirmar e cumprir as palavras desta lei’; e todo o povo dirá: ‘Amém!’.”</w:t>
       </w:r>
     </w:p>
     <w:p>
@@ -16018,7 +16018,7 @@
         <w:rPr>
           <w:lang w:val="pt_PT" w:bidi="pt_PT"/>
         </w:rPr>
-        <w:t xml:space="preserve"> Não se desviem de nenhuma das palavras que hoje lhes ordeno, nem para a direita nem para a esquerda, para seguir outros deuses e adorá-los."</w:t>
+        <w:t xml:space="preserve"> Não se desviem de nenhuma das palavras que hoje lhes ordeno, nem para a direita nem para a esquerda, para seguir outros deuses e adorá-los.”</w:t>
       </w:r>
     </w:p>
     <w:p>
@@ -17131,7 +17131,7 @@
         <w:rPr>
           <w:lang w:val="pt_PT" w:bidi="pt_PT"/>
         </w:rPr>
-        <w:t xml:space="preserve"> De manhã, vocês dirão: 'Ah, como eu queria que já fosse noite!', e à noite, dirão: 'Ah, como eu queria que já fosse dia!', por causa do medo que sentirão e dos horrores que verão.</w:t>
+        <w:t xml:space="preserve"> De manhã, vocês dirão: ‘Ah, como eu queria que já fosse noite!’, e à noite, dirão: ‘Ah, como eu queria que já fosse dia!’, por causa do medo que sentirão e dos horrores que verão.</w:t>
       </w:r>
     </w:p>
     <w:p>
@@ -17152,7 +17152,7 @@
         <w:rPr>
           <w:lang w:val="pt_PT" w:bidi="pt_PT"/>
         </w:rPr>
-        <w:t xml:space="preserve"> O SENHOR os fará voltar de navio para o Egito pelo caminho que eu lhes disse que jamais veriam; lá vocês serão vendidos como escravos para seus inimigos, mas não haverá comprador".</w:t>
+        <w:t xml:space="preserve"> O SENHOR os fará voltar de navio para o Egito pelo caminho que eu lhes disse que jamais veriam; lá vocês serão vendidos como escravos para seus inimigos, mas não haverá comprador”.</w:t>
       </w:r>
     </w:p>
     <w:p>
@@ -17210,7 +17210,7 @@
         <w:rPr>
           <w:lang w:val="pt_PT" w:bidi="pt_PT"/>
         </w:rPr>
-        <w:t xml:space="preserve"> Moisés reuniu todo o povo de Israel e disse: "Vocês viram tudo o que o SENHOR fez diante de vocês no Egito, com o faraó e com todos os servos e toda a terra dele.</w:t>
+        <w:t xml:space="preserve"> Moisés reuniu todo o povo de Israel e disse: “Vocês viram tudo o que o SENHOR fez diante de vocês no Egito, com o faraó e com todos os servos e toda a terra dele.</w:t>
       </w:r>
     </w:p>
     <w:p>
@@ -17567,7 +17567,7 @@
         <w:rPr>
           <w:lang w:val="pt_PT" w:bidi="pt_PT"/>
         </w:rPr>
-        <w:t xml:space="preserve"> "Quando alguém ouvir estas palavras de maldição, que não invoque bênção sobre si mesmo, dizendo: 'Terei paz, mesmo seguindo obstinadamente meus próprios caminhos', pois isso trará destruição tanto sobre os seguros quanto sobre os vulneráveis.</w:t>
+        <w:t xml:space="preserve"> "Quando alguém ouvir estas palavras de maldição, que não invoque bênção sobre si mesmo, dizendo: ‘Terei paz, mesmo seguindo obstinadamente meus próprios caminhos’, pois isso trará destruição tanto sobre os seguros quanto sobre os vulneráveis.</w:t>
       </w:r>
     </w:p>
     <w:p>
@@ -17672,7 +17672,7 @@
         <w:rPr>
           <w:lang w:val="pt_PT" w:bidi="pt_PT"/>
         </w:rPr>
-        <w:t xml:space="preserve"> "Todas as nações perguntarão: 'Por que o SENHOR agiu assim com esta terra? Qual foi o motivo para tamanha ira?'.</w:t>
+        <w:t xml:space="preserve"> "Todas as nações perguntarão: ‘Por que o SENHOR agiu assim com esta terra? Qual foi o motivo para tamanha ira?’.</w:t>
       </w:r>
     </w:p>
     <w:p>
@@ -17693,7 +17693,7 @@
         <w:rPr>
           <w:lang w:val="pt_PT" w:bidi="pt_PT"/>
         </w:rPr>
-        <w:t xml:space="preserve"> "E responderão: 'Isso aconteceu porque eles abandonaram a aliança que o SENHOR, o Deus de seus antepassados, firmou quando os libertou do Egito.</w:t>
+        <w:t xml:space="preserve"> "E responderão: ‘Isso aconteceu porque eles abandonaram a aliança que o SENHOR, o Deus de seus antepassados, firmou quando os libertou do Egito.</w:t>
       </w:r>
     </w:p>
     <w:p>
@@ -17756,7 +17756,7 @@
         <w:rPr>
           <w:lang w:val="pt_PT" w:bidi="pt_PT"/>
         </w:rPr>
-        <w:t xml:space="preserve"> Com grande ira e furor, o SENHOR os arrancou de sua terra e os lançou numa outra, como se vê até hoje'.</w:t>
+        <w:t xml:space="preserve"> Com grande ira e furor, o SENHOR os arrancou de sua terra e os lançou numa outra, como se vê até hoje’.</w:t>
       </w:r>
     </w:p>
     <w:p>
@@ -17777,7 +17777,7 @@
         <w:rPr>
           <w:lang w:val="pt_PT" w:bidi="pt_PT"/>
         </w:rPr>
-        <w:t xml:space="preserve"> "O que está encoberto pertence ao SENHOR, nosso Deus, mas o que foi revelado é para nós e nossos filhos, para sempre, a fim de que obedeçamos a todas as palavras desta lei."</w:t>
+        <w:t xml:space="preserve"> "O que está encoberto pertence ao SENHOR, nosso Deus, mas o que foi revelado é para nós e nossos filhos, para sempre, a fim de que obedeçamos a todas as palavras desta lei.”</w:t>
       </w:r>
     </w:p>
     <w:p>
@@ -18003,7 +18003,7 @@
         <w:rPr>
           <w:lang w:val="pt_PT" w:bidi="pt_PT"/>
         </w:rPr>
-        <w:t xml:space="preserve"> se vocês ouvirem a voz do SENHOR, seu Deus, obedecendo aos mandamentos e aos estatutos escritos neste Livro da Lei, e se vocês se converterem ao SENHOR, seu Deus, de todo o coração e de toda a alma."</w:t>
+        <w:t xml:space="preserve"> se vocês ouvirem a voz do SENHOR, seu Deus, obedecendo aos mandamentos e aos estatutos escritos neste Livro da Lei, e se vocês se converterem ao SENHOR, seu Deus, de todo o coração e de toda a alma.”</w:t>
       </w:r>
     </w:p>
     <w:p>
@@ -18045,7 +18045,7 @@
         <w:rPr>
           <w:lang w:val="pt_PT" w:bidi="pt_PT"/>
         </w:rPr>
-        <w:t xml:space="preserve"> Não está no céu, para que vocês perguntem: 'Quem subirá ao céu por nós e nos trará esta palavra para que a cumpramos?'.</w:t>
+        <w:t xml:space="preserve"> Não está no céu, para que vocês perguntem: ‘Quem subirá ao céu por nós e nos trará esta palavra para que a cumpramos?’.</w:t>
       </w:r>
     </w:p>
     <w:p>
@@ -18066,7 +18066,7 @@
         <w:rPr>
           <w:lang w:val="pt_PT" w:bidi="pt_PT"/>
         </w:rPr>
-        <w:t xml:space="preserve"> Nem está do outro lado do mar, para que vocês perguntem: 'Quem atravessará o mar por nós e nos trará esta palavra para que a cumpramos?'.</w:t>
+        <w:t xml:space="preserve"> Nem está do outro lado do mar, para que vocês perguntem: ‘Quem atravessará o mar por nós e nos trará esta palavra para que a cumpramos?’.</w:t>
       </w:r>
     </w:p>
     <w:p>
@@ -18213,7 +18213,7 @@
         <w:rPr>
           <w:lang w:val="pt_PT" w:bidi="pt_PT"/>
         </w:rPr>
-        <w:t xml:space="preserve"> Decidam-se por amar o SENHOR, seu Deus, obedecendo e se apegando a ele, pois ele é a vida de vocês e prolongará seus dias na terra que ele jurou aos seus antepassados Abraão, Isaque e Jacó".</w:t>
+        <w:t xml:space="preserve"> Decidam-se por amar o SENHOR, seu Deus, obedecendo e se apegando a ele, pois ele é a vida de vocês e prolongará seus dias na terra que ele jurou aos seus antepassados Abraão, Isaque e Jacó”.</w:t>
       </w:r>
     </w:p>
     <w:p>
@@ -18271,7 +18271,7 @@
         <w:rPr>
           <w:lang w:val="pt_PT" w:bidi="pt_PT"/>
         </w:rPr>
-        <w:t xml:space="preserve"> "Tenho 120 anos hoje e já não posso mais sair e entrar. O SENHOR me disse: 'Você não atravessará o Jordão'.</w:t>
+        <w:t xml:space="preserve"> "Tenho 120 anos hoje e já não posso mais sair e entrar. O SENHOR me disse: ‘Você não atravessará o Jordão’.</w:t>
       </w:r>
     </w:p>
     <w:p>
@@ -18355,7 +18355,7 @@
         <w:rPr>
           <w:lang w:val="pt_PT" w:bidi="pt_PT"/>
         </w:rPr>
-        <w:t xml:space="preserve"> Sejam fortes e corajosos! Não tenham medo, nem se assustem diante deles, pois é o SENHOR, seu Deus, que irá com vocês; ele não os deixará, nem os abandonará".</w:t>
+        <w:t xml:space="preserve"> Sejam fortes e corajosos! Não tenham medo, nem se assustem diante deles, pois é o SENHOR, seu Deus, que irá com vocês; ele não os deixará, nem os abandonará”.</w:t>
       </w:r>
     </w:p>
     <w:p>
@@ -18376,7 +18376,7 @@
         <w:rPr>
           <w:lang w:val="pt_PT" w:bidi="pt_PT"/>
         </w:rPr>
-        <w:t xml:space="preserve"> Então Moisés chamou Josué e, diante de todo o povo de Israel, disse: "Seja forte e corajoso, pois você conduzirá este povo à terra que o SENHOR jurou aos seus antepassados; e você fará com que herdem a terra.</w:t>
+        <w:t xml:space="preserve"> Então Moisés chamou Josué e, diante de todo o povo de Israel, disse: “Seja forte e corajoso, pois você conduzirá este povo à terra que o SENHOR jurou aos seus antepassados; e você fará com que herdem a terra.</w:t>
       </w:r>
     </w:p>
     <w:p>
@@ -18397,7 +18397,7 @@
         <w:rPr>
           <w:lang w:val="pt_PT" w:bidi="pt_PT"/>
         </w:rPr>
-        <w:t xml:space="preserve"> O SENHOR irá à sua frente. Ele estará com você, não o deixará, nem o abandonará. Não tenha medo, nem se assuste".</w:t>
+        <w:t xml:space="preserve"> O SENHOR irá à sua frente. Ele estará com você, não o deixará, nem o abandonará. Não tenha medo, nem se assuste”.</w:t>
       </w:r>
     </w:p>
     <w:p>
@@ -18439,7 +18439,7 @@
         <w:rPr>
           <w:lang w:val="pt_PT" w:bidi="pt_PT"/>
         </w:rPr>
-        <w:t xml:space="preserve"> Moisés lhes deu esta ordem: "Ao fim de cada sete anos, precisamente no ano do cancelamento das dívidas, durante a Festa dos Tabernáculos,</w:t>
+        <w:t xml:space="preserve"> Moisés lhes deu esta ordem: “Ao fim de cada sete anos, precisamente no ano do cancelamento das dívidas, durante a Festa dos Tabernáculos,</w:t>
       </w:r>
     </w:p>
     <w:p>
@@ -18502,7 +18502,7 @@
         <w:rPr>
           <w:lang w:val="pt_PT" w:bidi="pt_PT"/>
         </w:rPr>
-        <w:t xml:space="preserve"> e também para que seus filhos, que ainda não conhecem esta lei, possam ouvi-la e aprender a temer o SENHOR, seu Deus, todos os dias que viverem na terra que vocês possuirão depois de atravessarem o Jordão".</w:t>
+        <w:t xml:space="preserve"> e também para que seus filhos, que ainda não conhecem esta lei, possam ouvi-la e aprender a temer o SENHOR, seu Deus, todos os dias que viverem na terra que vocês possuirão depois de atravessarem o Jordão”.</w:t>
       </w:r>
     </w:p>
     <w:p>
@@ -18523,7 +18523,7 @@
         <w:rPr>
           <w:lang w:val="pt_PT" w:bidi="pt_PT"/>
         </w:rPr>
-        <w:t xml:space="preserve"> O SENHOR disse a Moisés: "Está chegando o dia de sua morte. Chame Josué, e se apresentem na tenda do encontro, para que eu dê ordens a ele". Então Moisés e Josué foram à tenda do encontro.</w:t>
+        <w:t xml:space="preserve"> O SENHOR disse a Moisés: “Está chegando o dia de sua morte. Chame Josué, e se apresentem na tenda do encontro, para que eu dê ordens a ele”. Então Moisés e Josué foram à tenda do encontro.</w:t>
       </w:r>
     </w:p>
     <w:p>
@@ -18565,7 +18565,7 @@
         <w:rPr>
           <w:lang w:val="pt_PT" w:bidi="pt_PT"/>
         </w:rPr>
-        <w:t xml:space="preserve"> e disse a Moisés: "Logo você vai dormir com seus antepassados. Este povo se prostituirá com os deuses das nações para onde está indo; eles me abandonarão e quebrarão a aliança que fiz com eles.</w:t>
+        <w:t xml:space="preserve"> e disse a Moisés: “Logo você vai dormir com seus antepassados. Este povo se prostituirá com os deuses das nações para onde está indo; eles me abandonarão e quebrarão a aliança que fiz com eles.</w:t>
       </w:r>
     </w:p>
     <w:p>
@@ -18586,7 +18586,7 @@
         <w:rPr>
           <w:lang w:val="pt_PT" w:bidi="pt_PT"/>
         </w:rPr>
-        <w:t xml:space="preserve"> Minha ira se acenderá contra eles. Eu os abandonarei, esconderei meu rosto deles, e eles serão consumidos. Tantos males e angústias os atingirão que perguntarão naquele dia: 'Estes males aconteceram porque o nosso Deus não está mais entre nós?'.</w:t>
+        <w:t xml:space="preserve"> Minha ira se acenderá contra eles. Eu os abandonarei, esconderei meu rosto deles, e eles serão consumidos. Tantos males e angústias os atingirão que perguntarão naquele dia: ‘Estes males aconteceram porque o nosso Deus não está mais entre nós?’.</w:t>
       </w:r>
     </w:p>
     <w:p>
@@ -18670,7 +18670,7 @@
         <w:rPr>
           <w:lang w:val="pt_PT" w:bidi="pt_PT"/>
         </w:rPr>
-        <w:t xml:space="preserve"> Quando muitos males e angústias lhes tiverem acontecido, esta canção servirá de testemunha contra eles, porque não será esquecida dos lábios de sua descendência; eu conheço a intenção deles hoje, antes de os levar à terra que jurei lhes dar".</w:t>
+        <w:t xml:space="preserve"> Quando muitos males e angústias lhes tiverem acontecido, esta canção servirá de testemunha contra eles, porque não será esquecida dos lábios de sua descendência; eu conheço a intenção deles hoje, antes de os levar à terra que jurei lhes dar”.</w:t>
       </w:r>
     </w:p>
     <w:p>
@@ -18712,7 +18712,7 @@
         <w:rPr>
           <w:lang w:val="pt_PT" w:bidi="pt_PT"/>
         </w:rPr>
-        <w:t xml:space="preserve"> O SENHOR ordenou a Josué, filho de Num: "Seja forte e corajoso, porque você conduzirá os israelitas à terra que jurei aos seus antepassados. Eu estarei com você".</w:t>
+        <w:t xml:space="preserve"> O SENHOR ordenou a Josué, filho de Num: “Seja forte e corajoso, porque você conduzirá os israelitas à terra que jurei aos seus antepassados. Eu estarei com você”.</w:t>
       </w:r>
     </w:p>
     <w:p>
@@ -18838,7 +18838,7 @@
         <w:rPr>
           <w:lang w:val="pt_PT" w:bidi="pt_PT"/>
         </w:rPr>
-        <w:t xml:space="preserve"> Pois sei que, depois de minha morte, vocês se corromperão e se desviarão do caminho que lhes ordenei. E este mal os atingirá nos últimos dias, porque vocês farão o que é mau aos olhos do SENHOR, provocando a ira dele com suas ações".</w:t>
+        <w:t xml:space="preserve"> Pois sei que, depois de minha morte, vocês se corromperão e se desviarão do caminho que lhes ordenei. E este mal os atingirá nos últimos dias, porque vocês farão o que é mau aos olhos do SENHOR, provocando a ira dele com suas ações”.</w:t>
       </w:r>
     </w:p>
     <w:p>
@@ -19043,7 +19043,7 @@
         <w:rPr>
           <w:lang w:val="pt_PT" w:bidi="pt_PT"/>
         </w:rPr>
-        <w:t xml:space="preserve"> Quando o Altíssimo distribuiu heranças às nações, quando separou os filhos dos homens, ele estabeleceu os limites dos povos conforme o número dos filhos de Israel.Os manuscritos do mar Morto dizem filhos de Deus." class="footnote-marker"&gt;1</w:t>
+        <w:t xml:space="preserve"> Quando o Altíssimo distribuiu heranças às nações, quando separou os filhos dos homens, ele estabeleceu os limites dos povos conforme o número dos filhos de Israel.</w:t>
       </w:r>
     </w:p>
     <w:p>
@@ -19190,7 +19190,7 @@
         <w:rPr>
           <w:lang w:val="pt_PT" w:bidi="pt_PT"/>
         </w:rPr>
-        <w:t xml:space="preserve"> "Mas JesurumJerucum: nome carinhoso para Israel." class="footnote-marker"&gt;2 se tornou gordo e deu coices; vocês engordaram, se tornaram corpulentos e se empanturraram. Abandonaram o Deus que os criou e desprezaram a Rocha de sua salvação.</w:t>
+        <w:t xml:space="preserve"> "Mas Jesurum se tornou gordo e deu coices; vocês engordaram, se tornaram corpulentos e se empanturraram. Abandonaram o Deus que os criou e desprezaram a Rocha de sua salvação.</w:t>
       </w:r>
     </w:p>
     <w:p>
@@ -19295,7 +19295,7 @@
         <w:rPr>
           <w:lang w:val="pt_PT" w:bidi="pt_PT"/>
         </w:rPr>
-        <w:t xml:space="preserve"> Deus disse: 'Esconderei o meu rosto deles e verei o que lhes acontecerá, pois são uma geração perversa, filhos desleais.</w:t>
+        <w:t xml:space="preserve"> Deus disse: ‘Esconderei o meu rosto deles e verei o que lhes acontecerá, pois são uma geração perversa, filhos desleais.</w:t>
       </w:r>
     </w:p>
     <w:p>
@@ -19442,7 +19442,7 @@
         <w:rPr>
           <w:lang w:val="pt_PT" w:bidi="pt_PT"/>
         </w:rPr>
-        <w:t xml:space="preserve"> Mas temi a provocação de seus inimigos, para que não interpretassem mal e dissessem: 'Foi a nossa mão que venceu; o SENHOR não fez nada disso'".</w:t>
+        <w:t xml:space="preserve"> Mas temi a provocação de seus inimigos, para que não interpretassem mal e dissessem: ‘Foi a nossa mão que venceu; o SENHOR não fez nada disso’”.</w:t>
       </w:r>
     </w:p>
     <w:p>
@@ -19589,7 +19589,7 @@
         <w:rPr>
           <w:lang w:val="pt_PT" w:bidi="pt_PT"/>
         </w:rPr>
-        <w:t xml:space="preserve"> "'Por acaso isto não está guardado comigo, selado em meus tesouros?</w:t>
+        <w:t xml:space="preserve"> "’Por acaso isto não está guardado comigo, selado em meus tesouros?</w:t>
       </w:r>
     </w:p>
     <w:p>
@@ -19610,7 +19610,7 @@
         <w:rPr>
           <w:lang w:val="pt_PT" w:bidi="pt_PT"/>
         </w:rPr>
-        <w:t xml:space="preserve"> A mim pertence a vingança e a retribuição; no tempo oportuno, seus pés tropeçarão, pois está próximo o dia de sua ruína e das coisas que lhes acontecerão'.</w:t>
+        <w:t xml:space="preserve"> A mim pertence a vingança e a retribuição; no tempo oportuno, seus pés tropeçarão, pois está próximo o dia de sua ruína e das coisas que lhes acontecerão’.</w:t>
       </w:r>
     </w:p>
     <w:p>
@@ -19652,7 +19652,7 @@
         <w:rPr>
           <w:lang w:val="pt_PT" w:bidi="pt_PT"/>
         </w:rPr>
-        <w:t xml:space="preserve"> Então ele perguntará: 'Onde estão seus deuses, as rochas em que confiavam?</w:t>
+        <w:t xml:space="preserve"> Então ele perguntará: ‘Onde estão seus deuses, as rochas em que confiavam?</w:t>
       </w:r>
     </w:p>
     <w:p>
@@ -19715,7 +19715,7 @@
         <w:rPr>
           <w:lang w:val="pt_PT" w:bidi="pt_PT"/>
         </w:rPr>
-        <w:t xml:space="preserve"> Pois levantarei minha mão aos céus e direi: 'Tão certo como eu vivo para sempre,</w:t>
+        <w:t xml:space="preserve"> Pois levantarei minha mão aos céus e direi: ‘Tão certo como eu vivo para sempre,</w:t>
       </w:r>
     </w:p>
     <w:p>
@@ -19757,7 +19757,7 @@
         <w:rPr>
           <w:lang w:val="pt_PT" w:bidi="pt_PT"/>
         </w:rPr>
-        <w:t xml:space="preserve"> Minhas flechas se embeberão de sangue; minha espada se fartará de carne — do sangue dos mortos e dos cativos, as cabeças dos líderes inimigos'.</w:t>
+        <w:t xml:space="preserve"> Minhas flechas se embeberão de sangue; minha espada se fartará de carne — do sangue dos mortos e dos cativos, as cabeças dos líderes inimigos’.</w:t>
       </w:r>
     </w:p>
     <w:p>
@@ -19778,7 +19778,7 @@
         <w:rPr>
           <w:lang w:val="pt_PT" w:bidi="pt_PT"/>
         </w:rPr>
-        <w:t xml:space="preserve"> "Alegrem-se, ó nações, com seu povo, pois o SENHOR vingará o sangue de seus servos, se vingará de seus inimigos e fará expiação por sua terra e por seu povo".</w:t>
+        <w:t xml:space="preserve"> "Alegrem-se, ó nações, com seu povo, pois o SENHOR vingará o sangue de seus servos, se vingará de seus inimigos e fará expiação por sua terra e por seu povo”.</w:t>
       </w:r>
     </w:p>
     <w:p>
@@ -19841,7 +19841,7 @@
         <w:rPr>
           <w:lang w:val="pt_PT" w:bidi="pt_PT"/>
         </w:rPr>
-        <w:t xml:space="preserve"> Moisés disse: "Deem ouvidos a todas as palavras que hoje lhes dei, para que recomendem aos seus filhos que cumpram todas as palavras desta lei.</w:t>
+        <w:t xml:space="preserve"> Moisés disse: “Deem ouvidos a todas as palavras que hoje lhes dei, para que recomendem aos seus filhos que cumpram todas as palavras desta lei.</w:t>
       </w:r>
     </w:p>
     <w:p>
@@ -19862,7 +19862,7 @@
         <w:rPr>
           <w:lang w:val="pt_PT" w:bidi="pt_PT"/>
         </w:rPr>
-        <w:t xml:space="preserve"> Porque elas não são palavras vãs; são a vida de vocês. Por meio dessas mesmas palavras vocês terão vida longa na terra em que entrarão para possuir depois de atravessarem o Jordão".</w:t>
+        <w:t xml:space="preserve"> Porque elas não são palavras vãs; são a vida de vocês. Por meio dessas mesmas palavras vocês terão vida longa na terra em que entrarão para possuir depois de atravessarem o Jordão”.</w:t>
       </w:r>
     </w:p>
     <w:p>
@@ -19967,7 +19967,7 @@
         <w:rPr>
           <w:lang w:val="pt_PT" w:bidi="pt_PT"/>
         </w:rPr>
-        <w:t xml:space="preserve"> Por isso você verá de longe a terra que darei ao povo de Israel, mas não entrará nela".</w:t>
+        <w:t xml:space="preserve"> Por isso você verá de longe a terra que darei ao povo de Israel, mas não entrará nela”.</w:t>
       </w:r>
     </w:p>
     <w:p>
@@ -20025,7 +20025,7 @@
         <w:rPr>
           <w:lang w:val="pt_PT" w:bidi="pt_PT"/>
         </w:rPr>
-        <w:t xml:space="preserve"> Ele disse: "O SENHOR veio do Sinai e brilhou sobre nósO hebraico diz sobre eles." class="footnote-marker"&gt;1 de Seir; resplandeceu do monte Parã, vindo com milhares de seres celestiais; havia fogo ardente em sua mão direita.havia fogo (...) direita: O hebraico é incerto." class="footnote-marker"&gt;2</w:t>
+        <w:t xml:space="preserve"> Ele disse: “O SENHOR veio do Sinai e brilhou sobre nós de Seir; resplandeceu do monte Parã, vindo com milhares de seres celestiais; havia fogo ardente em sua mão direita.</w:t>
       </w:r>
     </w:p>
     <w:p>
@@ -20046,7 +20046,7 @@
         <w:rPr>
           <w:lang w:val="pt_PT" w:bidi="pt_PT"/>
         </w:rPr>
-        <w:t xml:space="preserve"> De fato o SENHOR ama o seu povo;O hebraico diz ama os povos." class="footnote-marker"&gt;2 todos os santos estão em suas mãos. Eles se prostram aos seus pés e recebem suas palavras.</w:t>
+        <w:t xml:space="preserve"> De fato o SENHOR ama o seu povo; todos os santos estão em suas mãos. Eles se prostram aos seus pés e recebem suas palavras.</w:t>
       </w:r>
     </w:p>
     <w:p>
@@ -20088,7 +20088,7 @@
         <w:rPr>
           <w:lang w:val="pt_PT" w:bidi="pt_PT"/>
         </w:rPr>
-        <w:t xml:space="preserve"> O SENHOR foi rei em Jesurum,Jesurum: nome carinhoso para Israel." class="footnote-marker"&gt;1 quando os chefes do povo se reuniram com as tribos de Israel".</w:t>
+        <w:t xml:space="preserve"> O SENHOR foi rei em Jesurum, quando os chefes do povo se reuniram com as tribos de Israel”.</w:t>
       </w:r>
     </w:p>
     <w:p>
@@ -20109,7 +20109,7 @@
         <w:rPr>
           <w:lang w:val="pt_PT" w:bidi="pt_PT"/>
         </w:rPr>
-        <w:t xml:space="preserve"> "Que Rúben viva e não morra, e que seus homens sejam muitos".</w:t>
+        <w:t xml:space="preserve"> "Que Rúben viva e não morra, e que seus homens sejam muitos”.</w:t>
       </w:r>
     </w:p>
     <w:p>
@@ -20130,7 +20130,7 @@
         <w:rPr>
           <w:lang w:val="pt_PT" w:bidi="pt_PT"/>
         </w:rPr>
-        <w:t xml:space="preserve"> E Moisés disse o seguinte acerca de Judá: "Ouve, SENHOR, a voz de Judá; traga-o de volta ao seu povo. Dá-lhe força e sê apoio contra seus inimigos".</w:t>
+        <w:t xml:space="preserve"> E Moisés disse o seguinte acerca de Judá: “Ouve, SENHOR, a voz de Judá; traga-o de volta ao seu povo. Dá-lhe força e sê apoio contra seus inimigos”.</w:t>
       </w:r>
     </w:p>
     <w:p>
@@ -20151,7 +20151,7 @@
         <w:rPr>
           <w:lang w:val="pt_PT" w:bidi="pt_PT"/>
         </w:rPr>
-        <w:t xml:space="preserve"> Quanto à tribo de Levi, ele disse: "O Tumim e o Urim pertencem a ele que tu provaste em Massá, com quem lutaste junto às águas de Meribá.</w:t>
+        <w:t xml:space="preserve"> Quanto à tribo de Levi, ele disse: “O Tumim e o Urim pertencem a ele que tu provaste em Massá, com quem lutaste junto às águas de Meribá.</w:t>
       </w:r>
     </w:p>
     <w:p>
@@ -20172,7 +20172,7 @@
         <w:rPr>
           <w:lang w:val="pt_PT" w:bidi="pt_PT"/>
         </w:rPr>
-        <w:t xml:space="preserve"> Aquele que disse aos seus pais: 'Nunca os vi'. Ele não reconheceu seus irmãos, nem conheceu seus próprios filhos, pois guardou tua palavra e observou tua aliança.</w:t>
+        <w:t xml:space="preserve"> Aquele que disse aos seus pais: ‘Nunca os vi’. Ele não reconheceu seus irmãos, nem conheceu seus próprios filhos, pois guardou tua palavra e observou tua aliança.</w:t>
       </w:r>
     </w:p>
     <w:p>
@@ -20214,7 +20214,7 @@
         <w:rPr>
           <w:lang w:val="pt_PT" w:bidi="pt_PT"/>
         </w:rPr>
-        <w:t xml:space="preserve"> Abençoa, SENHOR, a força dos levitas e aceita o trabalho de suas mãos; fere os lombos dos que se levantam contra eles e dos que os odeiam, para que não se levantem novamente".</w:t>
+        <w:t xml:space="preserve"> Abençoa, SENHOR, a força dos levitas e aceita o trabalho de suas mãos; fere os lombos dos que se levantam contra eles e dos que os odeiam, para que não se levantem novamente”.</w:t>
       </w:r>
     </w:p>
     <w:p>
@@ -20235,7 +20235,7 @@
         <w:rPr>
           <w:lang w:val="pt_PT" w:bidi="pt_PT"/>
         </w:rPr>
-        <w:t xml:space="preserve"> Acerca de Benjamim, ele disse: "O amado do SENHOR habitará seguro ao lado dele; todo o dia o SENHOR o protegerá, e ele o fará descansar sobre seus ombros".</w:t>
+        <w:t xml:space="preserve"> Acerca de Benjamim, ele disse: “O amado do SENHOR habitará seguro ao lado dele; todo o dia o SENHOR o protegerá, e ele o fará descansar sobre seus ombros”.</w:t>
       </w:r>
     </w:p>
     <w:p>
@@ -20256,7 +20256,7 @@
         <w:rPr>
           <w:lang w:val="pt_PT" w:bidi="pt_PT"/>
         </w:rPr>
-        <w:t xml:space="preserve"> A respeito de José, ele disse: "Bendita seja a terra de José, com o precioso orvalho dos céus e com as águas das profundezas da terra;</w:t>
+        <w:t xml:space="preserve"> A respeito de José, ele disse: “Bendita seja a terra de José, com o precioso orvalho dos céus e com as águas das profundezas da terra;</w:t>
       </w:r>
     </w:p>
     <w:p>
@@ -20340,7 +20340,7 @@
         <w:rPr>
           <w:lang w:val="pt_PT" w:bidi="pt_PT"/>
         </w:rPr>
-        <w:t xml:space="preserve"> José tem a glória da primeira cria de um touro; seus chifres são como os de um boi selvagem. Com eles, ele ferirá os povos até os confins da terra. Assim são as dezenas de milhares de Efraim e os milhares de Manassés".</w:t>
+        <w:t xml:space="preserve"> José tem a glória da primeira cria de um touro; seus chifres são como os de um boi selvagem. Com eles, ele ferirá os povos até os confins da terra. Assim são as dezenas de milhares de Efraim e os milhares de Manassés”.</w:t>
       </w:r>
     </w:p>
     <w:p>
@@ -20361,7 +20361,7 @@
         <w:rPr>
           <w:lang w:val="pt_PT" w:bidi="pt_PT"/>
         </w:rPr>
-        <w:t xml:space="preserve"> E a respeito de Zebulom, Moisés disse: "Alegre-se em suas viagens, e você, Issacar, em suas tendas.</w:t>
+        <w:t xml:space="preserve"> E a respeito de Zebulom, Moisés disse: “Alegre-se em suas viagens, e você, Issacar, em suas tendas.</w:t>
       </w:r>
     </w:p>
     <w:p>
@@ -20382,7 +20382,7 @@
         <w:rPr>
           <w:lang w:val="pt_PT" w:bidi="pt_PT"/>
         </w:rPr>
-        <w:t xml:space="preserve"> Os dois convocarão os povos ao monte e ali apresentarão ofertas de justiça. Eles se fartarão com as riquezas do mar e os tesouros escondidos na areia".</w:t>
+        <w:t xml:space="preserve"> Os dois convocarão os povos ao monte e ali apresentarão ofertas de justiça. Eles se fartarão com as riquezas do mar e os tesouros escondidos na areia”.</w:t>
       </w:r>
     </w:p>
     <w:p>
@@ -20403,7 +20403,7 @@
         <w:rPr>
           <w:lang w:val="pt_PT" w:bidi="pt_PT"/>
         </w:rPr>
-        <w:t xml:space="preserve"> A respeito de Gade, ele disse: "Bendito seja aquele que amplia o território de Gade! Ele fica à espreita como um leão e despedaça o braço e o alto da cabeça.</w:t>
+        <w:t xml:space="preserve"> A respeito de Gade, ele disse: “Bendito seja aquele que amplia o território de Gade! Ele fica à espreita como um leão e despedaça o braço e o alto da cabeça.</w:t>
       </w:r>
     </w:p>
     <w:p>
@@ -20424,7 +20424,7 @@
         <w:rPr>
           <w:lang w:val="pt_PT" w:bidi="pt_PT"/>
         </w:rPr>
-        <w:t xml:space="preserve"> Escolheu a melhor parte da terra, porque ali estava a porção reservada ao líder. Veio com os chefes do povo e executou a justiça do SENHOR e seus juízos sobre Israel".</w:t>
+        <w:t xml:space="preserve"> Escolheu a melhor parte da terra, porque ali estava a porção reservada ao líder. Veio com os chefes do povo e executou a justiça do SENHOR e seus juízos sobre Israel”.</w:t>
       </w:r>
     </w:p>
     <w:p>
@@ -20445,7 +20445,7 @@
         <w:rPr>
           <w:lang w:val="pt_PT" w:bidi="pt_PT"/>
         </w:rPr>
-        <w:t xml:space="preserve"> Quanto a Dã, ele disse: "Dã é um leãozinho que salta de Basã".</w:t>
+        <w:t xml:space="preserve"> Quanto a Dã, ele disse: “Dã é um leãozinho que salta de Basã”.</w:t>
       </w:r>
     </w:p>
     <w:p>
@@ -20466,7 +20466,7 @@
         <w:rPr>
           <w:lang w:val="pt_PT" w:bidi="pt_PT"/>
         </w:rPr>
-        <w:t xml:space="preserve"> Acerca de Naftali, ele disse: "Ó Naftali, farte-se da bondade e da bênção do SENHOR; tome posse do sul e do mar".</w:t>
+        <w:t xml:space="preserve"> Acerca de Naftali, ele disse: “Ó Naftali, farte-se da bondade e da bênção do SENHOR; tome posse do sul e do mar”.</w:t>
       </w:r>
     </w:p>
     <w:p>
@@ -20487,7 +20487,7 @@
         <w:rPr>
           <w:lang w:val="pt_PT" w:bidi="pt_PT"/>
         </w:rPr>
-        <w:t xml:space="preserve"> Quanto a Aser, ele disse: "Bendito seja Aser entre os filhos; que ele seja amado por seus irmãos e banhe os pés em azeite!</w:t>
+        <w:t xml:space="preserve"> Quanto a Aser, ele disse: “Bendito seja Aser entre os filhos; que ele seja amado por seus irmãos e banhe os pés em azeite!</w:t>
       </w:r>
     </w:p>
     <w:p>
@@ -20508,7 +20508,7 @@
         <w:rPr>
           <w:lang w:val="pt_PT" w:bidi="pt_PT"/>
         </w:rPr>
-        <w:t xml:space="preserve"> Sejam de ferro e bronze as trancas de suas portas, e que sua força dure como seus dias".</w:t>
+        <w:t xml:space="preserve"> Sejam de ferro e bronze as trancas de suas portas, e que sua força dure como seus dias”.</w:t>
       </w:r>
     </w:p>
     <w:p>
@@ -20550,7 +20550,7 @@
         <w:rPr>
           <w:lang w:val="pt_PT" w:bidi="pt_PT"/>
         </w:rPr>
-        <w:t xml:space="preserve"> Que o Deus eterno seja sua habitação e que ele estenda os braços eternos por baixo de você. Que ele expulse os inimigos de diante de você e diga: 'Destrua-os!'.</w:t>
+        <w:t xml:space="preserve"> Que o Deus eterno seja sua habitação e que ele estenda os braços eternos por baixo de você. Que ele expulse os inimigos de diante de você e diga: ‘Destrua-os!’.</w:t>
       </w:r>
     </w:p>
     <w:p>
@@ -20592,7 +20592,7 @@
         <w:rPr>
           <w:lang w:val="pt_PT" w:bidi="pt_PT"/>
         </w:rPr>
-        <w:t xml:space="preserve"> Você é feliz, ó Israel! Quem é como você, povo salvo pelo SENHOR, que é o escudo que o ajuda e a espada que o exalta? Seus inimigos se curvarão diante de você, e você pisará sobre eles".</w:t>
+        <w:t xml:space="preserve"> Você é feliz, ó Israel! Quem é como você, povo salvo pelo SENHOR, que é o escudo que o ajuda e a espada que o exalta? Seus inimigos se curvarão diante de você, e você pisará sobre eles”.</w:t>
       </w:r>
     </w:p>
     <w:p>
@@ -20692,7 +20692,7 @@
         <w:rPr>
           <w:lang w:val="pt_PT" w:bidi="pt_PT"/>
         </w:rPr>
-        <w:t xml:space="preserve"> E o SENHOR disse a Moisés: "Esta é a terra que jurei a Abraão, Isaque e Jacó, dizendo: 'Eu a darei aos seus descendentes'. Eu a mostro a você para que a veja com seus próprios olhos, mas você não entrará nela".</w:t>
+        <w:t xml:space="preserve"> E o SENHOR disse a Moisés: “Esta é a terra que jurei a Abraão, Isaque e Jacó, dizendo: ‘Eu a darei aos seus descendentes’. Eu a mostro a você para que a veja com seus próprios olhos, mas você não entrará nela”.</w:t>
       </w:r>
     </w:p>
     <w:p>
